--- a/korisnicke_price_zahtjevi.docx
+++ b/korisnicke_price_zahtjevi.docx
@@ -1,16 +1,18 @@
 
 <file path=word/document.xml><?xml version="1.0" encoding="utf-8"?>
-<w:document xmlns:wpc="http://schemas.microsoft.com/office/word/2010/wordprocessingCanvas" xmlns:cx="http://schemas.microsoft.com/office/drawing/2014/chartex" xmlns:cx1="http://schemas.microsoft.com/office/drawing/2015/9/8/chartex" xmlns:cx2="http://schemas.microsoft.com/office/drawing/2015/10/21/chartex" xmlns:cx3="http://schemas.microsoft.com/office/drawing/2016/5/9/chartex" xmlns:cx4="http://schemas.microsoft.com/office/drawing/2016/5/10/chartex" xmlns:cx5="http://schemas.microsoft.com/office/drawing/2016/5/11/chartex" xmlns:cx6="http://schemas.microsoft.com/office/drawing/2016/5/12/chartex" xmlns:cx7="http://schemas.microsoft.com/office/drawing/2016/5/13/chartex" xmlns:cx8="http://schemas.microsoft.com/office/drawing/2016/5/14/chartex" xmlns:mc="http://schemas.openxmlformats.org/markup-compatibility/2006" xmlns:aink="http://schemas.microsoft.com/office/drawing/2016/ink" xmlns:am3d="http://schemas.microsoft.com/office/drawing/2017/model3d" xmlns:o="urn:schemas-microsoft-com:office:office" xmlns:r="http://schemas.openxmlformats.org/officeDocument/2006/relationships" xmlns:m="http://schemas.openxmlformats.org/officeDocument/2006/math" xmlns:v="urn:schemas-microsoft-com:vml" xmlns:wp14="http://schemas.microsoft.com/office/word/2010/wordprocessingDrawing" xmlns:wp="http://schemas.openxmlformats.org/drawingml/2006/wordprocessingDrawing" xmlns:w10="urn:schemas-microsoft-com:office:word" xmlns:w="http://schemas.openxmlformats.org/wordprocessingml/2006/main" xmlns:w14="http://schemas.microsoft.com/office/word/2010/wordml" xmlns:w15="http://schemas.microsoft.com/office/word/2012/wordml" xmlns:w16cex="http://schemas.microsoft.com/office/word/2018/wordml/cex" xmlns:w16cid="http://schemas.microsoft.com/office/word/2016/wordml/cid" xmlns:w16="http://schemas.microsoft.com/office/word/2018/wordml" xmlns:w16sdtdh="http://schemas.microsoft.com/office/word/2020/wordml/sdtdatahash" xmlns:w16se="http://schemas.microsoft.com/office/word/2015/wordml/symex" xmlns:wpg="http://schemas.microsoft.com/office/word/2010/wordprocessingGroup" xmlns:wpi="http://schemas.microsoft.com/office/word/2010/wordprocessingInk" xmlns:wne="http://schemas.microsoft.com/office/word/2006/wordml" xmlns:wps="http://schemas.microsoft.com/office/word/2010/wordprocessingShape" mc:Ignorable="w14 w15 w16se w16cid w16 w16cex w16sdtdh wp14">
+<w:document xmlns:wpc="http://schemas.microsoft.com/office/word/2010/wordprocessingCanvas" xmlns:cx="http://schemas.microsoft.com/office/drawing/2014/chartex" xmlns:cx1="http://schemas.microsoft.com/office/drawing/2015/9/8/chartex" xmlns:cx2="http://schemas.microsoft.com/office/drawing/2015/10/21/chartex" xmlns:cx3="http://schemas.microsoft.com/office/drawing/2016/5/9/chartex" xmlns:cx4="http://schemas.microsoft.com/office/drawing/2016/5/10/chartex" xmlns:cx5="http://schemas.microsoft.com/office/drawing/2016/5/11/chartex" xmlns:cx6="http://schemas.microsoft.com/office/drawing/2016/5/12/chartex" xmlns:cx7="http://schemas.microsoft.com/office/drawing/2016/5/13/chartex" xmlns:cx8="http://schemas.microsoft.com/office/drawing/2016/5/14/chartex" xmlns:mc="http://schemas.openxmlformats.org/markup-compatibility/2006" xmlns:aink="http://schemas.microsoft.com/office/drawing/2016/ink" xmlns:am3d="http://schemas.microsoft.com/office/drawing/2017/model3d" xmlns:o="urn:schemas-microsoft-com:office:office" xmlns:oel="http://schemas.microsoft.com/office/2019/extlst" xmlns:r="http://schemas.openxmlformats.org/officeDocument/2006/relationships" xmlns:m="http://schemas.openxmlformats.org/officeDocument/2006/math" xmlns:v="urn:schemas-microsoft-com:vml" xmlns:wp14="http://schemas.microsoft.com/office/word/2010/wordprocessingDrawing" xmlns:wp="http://schemas.openxmlformats.org/drawingml/2006/wordprocessingDrawing" xmlns:w10="urn:schemas-microsoft-com:office:word" xmlns:w="http://schemas.openxmlformats.org/wordprocessingml/2006/main" xmlns:w14="http://schemas.microsoft.com/office/word/2010/wordml" xmlns:w15="http://schemas.microsoft.com/office/word/2012/wordml" xmlns:w16cex="http://schemas.microsoft.com/office/word/2018/wordml/cex" xmlns:w16cid="http://schemas.microsoft.com/office/word/2016/wordml/cid" xmlns:w16="http://schemas.microsoft.com/office/word/2018/wordml" xmlns:w16du="http://schemas.microsoft.com/office/word/2023/wordml/word16du" xmlns:w16sdtdh="http://schemas.microsoft.com/office/word/2020/wordml/sdtdatahash" xmlns:w16sdtfl="http://schemas.microsoft.com/office/word/2024/wordml/sdtformatlock" xmlns:w16se="http://schemas.microsoft.com/office/word/2015/wordml/symex" xmlns:wpg="http://schemas.microsoft.com/office/word/2010/wordprocessingGroup" xmlns:wpi="http://schemas.microsoft.com/office/word/2010/wordprocessingInk" xmlns:wne="http://schemas.microsoft.com/office/word/2006/wordml" xmlns:wps="http://schemas.microsoft.com/office/word/2010/wordprocessingShape" mc:Ignorable="w14 w15 w16se w16cid w16 w16cex w16sdtdh w16sdtfl w16du wp14">
   <w:body>
     <w:p>
       <w:pPr>
-        <w:pStyle w:val="Heading1"/>
+        <w:pStyle w:val="Naslov1"/>
         <w:rPr>
+          <w:color w:val="000000" w:themeColor="text1"/>
           <w:lang w:val="hr-HR"/>
         </w:rPr>
       </w:pPr>
       <w:r>
         <w:rPr>
+          <w:color w:val="000000" w:themeColor="text1"/>
           <w:lang w:val="hr-HR"/>
         </w:rPr>
         <w:t>Korisničke priče</w:t>
@@ -32,6 +34,7 @@
           <w:szCs w:val="32"/>
         </w:rPr>
       </w:pPr>
+      <w:proofErr w:type="spellStart"/>
       <w:r>
         <w:rPr>
           <w:b/>
@@ -39,131 +42,908 @@
           <w:sz w:val="32"/>
           <w:szCs w:val="32"/>
         </w:rPr>
-        <w:t>Korisnik (član teretane)</w:t>
-      </w:r>
-    </w:p>
-    <w:p>
-      <w:pPr>
-        <w:pStyle w:val="ListParagraph"/>
+        <w:t>Korisnik</w:t>
+      </w:r>
+      <w:proofErr w:type="spellEnd"/>
+      <w:r>
+        <w:rPr>
+          <w:b/>
+          <w:bCs/>
+          <w:sz w:val="32"/>
+          <w:szCs w:val="32"/>
+        </w:rPr>
+        <w:t xml:space="preserve"> (</w:t>
+      </w:r>
+      <w:proofErr w:type="spellStart"/>
+      <w:r>
+        <w:rPr>
+          <w:b/>
+          <w:bCs/>
+          <w:sz w:val="32"/>
+          <w:szCs w:val="32"/>
+        </w:rPr>
+        <w:t>član</w:t>
+      </w:r>
+      <w:proofErr w:type="spellEnd"/>
+      <w:r>
+        <w:rPr>
+          <w:b/>
+          <w:bCs/>
+          <w:sz w:val="32"/>
+          <w:szCs w:val="32"/>
+        </w:rPr>
+        <w:t xml:space="preserve"> </w:t>
+      </w:r>
+      <w:proofErr w:type="spellStart"/>
+      <w:r>
+        <w:rPr>
+          <w:b/>
+          <w:bCs/>
+          <w:sz w:val="32"/>
+          <w:szCs w:val="32"/>
+        </w:rPr>
+        <w:t>teretane</w:t>
+      </w:r>
+      <w:proofErr w:type="spellEnd"/>
+      <w:r>
+        <w:rPr>
+          <w:b/>
+          <w:bCs/>
+          <w:sz w:val="32"/>
+          <w:szCs w:val="32"/>
+        </w:rPr>
+        <w:t>)</w:t>
+      </w:r>
+    </w:p>
+    <w:p>
+      <w:pPr>
+        <w:pStyle w:val="Odlomakpopisa"/>
         <w:numPr>
           <w:ilvl w:val="0"/>
           <w:numId w:val="2"/>
         </w:numPr>
       </w:pPr>
       <w:r>
-        <w:t>Kao korisnik želim se registrirati kako bih mogao koristiti aplikaciju</w:t>
-      </w:r>
-    </w:p>
-    <w:p>
-      <w:pPr>
-        <w:pStyle w:val="ListParagraph"/>
+        <w:t xml:space="preserve">Kao </w:t>
+      </w:r>
+      <w:proofErr w:type="spellStart"/>
+      <w:r>
+        <w:t>korisnik</w:t>
+      </w:r>
+      <w:proofErr w:type="spellEnd"/>
+      <w:r>
+        <w:t xml:space="preserve"> </w:t>
+      </w:r>
+      <w:proofErr w:type="spellStart"/>
+      <w:r>
+        <w:t>želim</w:t>
+      </w:r>
+      <w:proofErr w:type="spellEnd"/>
+      <w:r>
+        <w:t xml:space="preserve"> se </w:t>
+      </w:r>
+      <w:proofErr w:type="spellStart"/>
+      <w:r>
+        <w:t>registrirati</w:t>
+      </w:r>
+      <w:proofErr w:type="spellEnd"/>
+      <w:r>
+        <w:t xml:space="preserve"> </w:t>
+      </w:r>
+      <w:proofErr w:type="spellStart"/>
+      <w:r>
+        <w:t>kako</w:t>
+      </w:r>
+      <w:proofErr w:type="spellEnd"/>
+      <w:r>
+        <w:t xml:space="preserve"> </w:t>
+      </w:r>
+      <w:proofErr w:type="spellStart"/>
+      <w:r>
+        <w:t>bih</w:t>
+      </w:r>
+      <w:proofErr w:type="spellEnd"/>
+      <w:r>
+        <w:t xml:space="preserve"> </w:t>
+      </w:r>
+      <w:proofErr w:type="spellStart"/>
+      <w:r>
+        <w:t>mogao</w:t>
+      </w:r>
+      <w:proofErr w:type="spellEnd"/>
+      <w:r>
+        <w:t xml:space="preserve"> </w:t>
+      </w:r>
+      <w:proofErr w:type="spellStart"/>
+      <w:r>
+        <w:t>koristiti</w:t>
+      </w:r>
+      <w:proofErr w:type="spellEnd"/>
+      <w:r>
+        <w:t xml:space="preserve"> </w:t>
+      </w:r>
+      <w:proofErr w:type="spellStart"/>
+      <w:r>
+        <w:t>aplikaciju</w:t>
+      </w:r>
+      <w:proofErr w:type="spellEnd"/>
+    </w:p>
+    <w:p>
+      <w:pPr>
+        <w:pStyle w:val="Odlomakpopisa"/>
         <w:numPr>
           <w:ilvl w:val="0"/>
           <w:numId w:val="2"/>
         </w:numPr>
       </w:pPr>
       <w:r>
-        <w:t>Kao korisnik želim se prijaviti u sustav kako bih pristupio svojim rezervacijama</w:t>
-      </w:r>
-    </w:p>
-    <w:p>
-      <w:pPr>
-        <w:pStyle w:val="ListParagraph"/>
+        <w:t xml:space="preserve">Kao </w:t>
+      </w:r>
+      <w:proofErr w:type="spellStart"/>
+      <w:r>
+        <w:t>korisnik</w:t>
+      </w:r>
+      <w:proofErr w:type="spellEnd"/>
+      <w:r>
+        <w:t xml:space="preserve"> </w:t>
+      </w:r>
+      <w:proofErr w:type="spellStart"/>
+      <w:r>
+        <w:t>želim</w:t>
+      </w:r>
+      <w:proofErr w:type="spellEnd"/>
+      <w:r>
+        <w:t xml:space="preserve"> se </w:t>
+      </w:r>
+      <w:proofErr w:type="spellStart"/>
+      <w:r>
+        <w:t>prijaviti</w:t>
+      </w:r>
+      <w:proofErr w:type="spellEnd"/>
+      <w:r>
+        <w:t xml:space="preserve"> u </w:t>
+      </w:r>
+      <w:proofErr w:type="spellStart"/>
+      <w:r>
+        <w:t>sustav</w:t>
+      </w:r>
+      <w:proofErr w:type="spellEnd"/>
+      <w:r>
+        <w:t xml:space="preserve"> </w:t>
+      </w:r>
+      <w:proofErr w:type="spellStart"/>
+      <w:r>
+        <w:t>kako</w:t>
+      </w:r>
+      <w:proofErr w:type="spellEnd"/>
+      <w:r>
+        <w:t xml:space="preserve"> </w:t>
+      </w:r>
+      <w:proofErr w:type="spellStart"/>
+      <w:r>
+        <w:t>bih</w:t>
+      </w:r>
+      <w:proofErr w:type="spellEnd"/>
+      <w:r>
+        <w:t xml:space="preserve"> </w:t>
+      </w:r>
+      <w:proofErr w:type="spellStart"/>
+      <w:r>
+        <w:t>pristupio</w:t>
+      </w:r>
+      <w:proofErr w:type="spellEnd"/>
+      <w:r>
+        <w:t xml:space="preserve"> </w:t>
+      </w:r>
+      <w:proofErr w:type="spellStart"/>
+      <w:r>
+        <w:t>svojim</w:t>
+      </w:r>
+      <w:proofErr w:type="spellEnd"/>
+      <w:r>
+        <w:t xml:space="preserve"> </w:t>
+      </w:r>
+      <w:proofErr w:type="spellStart"/>
+      <w:r>
+        <w:t>rezervacijama</w:t>
+      </w:r>
+      <w:proofErr w:type="spellEnd"/>
+    </w:p>
+    <w:p>
+      <w:pPr>
+        <w:pStyle w:val="Odlomakpopisa"/>
         <w:numPr>
           <w:ilvl w:val="0"/>
           <w:numId w:val="2"/>
         </w:numPr>
       </w:pPr>
       <w:r>
-        <w:t>Kao korisnik želim vidjeti kalendar termina kako bih mogao odabrati trening</w:t>
-      </w:r>
-    </w:p>
-    <w:p>
-      <w:pPr>
-        <w:pStyle w:val="ListParagraph"/>
+        <w:t xml:space="preserve">Kao </w:t>
+      </w:r>
+      <w:proofErr w:type="spellStart"/>
+      <w:r>
+        <w:t>korisnik</w:t>
+      </w:r>
+      <w:proofErr w:type="spellEnd"/>
+      <w:r>
+        <w:t xml:space="preserve"> </w:t>
+      </w:r>
+      <w:proofErr w:type="spellStart"/>
+      <w:r>
+        <w:t>želim</w:t>
+      </w:r>
+      <w:proofErr w:type="spellEnd"/>
+      <w:r>
+        <w:t xml:space="preserve"> </w:t>
+      </w:r>
+      <w:proofErr w:type="spellStart"/>
+      <w:r>
+        <w:t>vidjeti</w:t>
+      </w:r>
+      <w:proofErr w:type="spellEnd"/>
+      <w:r>
+        <w:t xml:space="preserve"> </w:t>
+      </w:r>
+      <w:proofErr w:type="spellStart"/>
+      <w:r>
+        <w:t>kalendar</w:t>
+      </w:r>
+      <w:proofErr w:type="spellEnd"/>
+      <w:r>
+        <w:t xml:space="preserve"> termina </w:t>
+      </w:r>
+      <w:proofErr w:type="spellStart"/>
+      <w:r>
+        <w:t>kako</w:t>
+      </w:r>
+      <w:proofErr w:type="spellEnd"/>
+      <w:r>
+        <w:t xml:space="preserve"> </w:t>
+      </w:r>
+      <w:proofErr w:type="spellStart"/>
+      <w:r>
+        <w:t>bih</w:t>
+      </w:r>
+      <w:proofErr w:type="spellEnd"/>
+      <w:r>
+        <w:t xml:space="preserve"> </w:t>
+      </w:r>
+      <w:proofErr w:type="spellStart"/>
+      <w:r>
+        <w:t>mogao</w:t>
+      </w:r>
+      <w:proofErr w:type="spellEnd"/>
+      <w:r>
+        <w:t xml:space="preserve"> </w:t>
+      </w:r>
+      <w:proofErr w:type="spellStart"/>
+      <w:r>
+        <w:t>odabrati</w:t>
+      </w:r>
+      <w:proofErr w:type="spellEnd"/>
+      <w:r>
+        <w:t xml:space="preserve"> </w:t>
+      </w:r>
+      <w:proofErr w:type="spellStart"/>
+      <w:r>
+        <w:t>trening</w:t>
+      </w:r>
+      <w:proofErr w:type="spellEnd"/>
+    </w:p>
+    <w:p>
+      <w:pPr>
+        <w:pStyle w:val="Odlomakpopisa"/>
         <w:numPr>
           <w:ilvl w:val="0"/>
           <w:numId w:val="2"/>
         </w:numPr>
       </w:pPr>
       <w:r>
-        <w:t>Kao korisnik želim vidjeti detalje termina kako bih znao trajanje, opis i broj slobodnih mjesta</w:t>
-      </w:r>
-    </w:p>
-    <w:p>
-      <w:pPr>
-        <w:pStyle w:val="ListParagraph"/>
+        <w:t xml:space="preserve">Kao </w:t>
+      </w:r>
+      <w:proofErr w:type="spellStart"/>
+      <w:r>
+        <w:t>korisnik</w:t>
+      </w:r>
+      <w:proofErr w:type="spellEnd"/>
+      <w:r>
+        <w:t xml:space="preserve"> </w:t>
+      </w:r>
+      <w:proofErr w:type="spellStart"/>
+      <w:r>
+        <w:t>želim</w:t>
+      </w:r>
+      <w:proofErr w:type="spellEnd"/>
+      <w:r>
+        <w:t xml:space="preserve"> </w:t>
+      </w:r>
+      <w:proofErr w:type="spellStart"/>
+      <w:r>
+        <w:t>vidjeti</w:t>
+      </w:r>
+      <w:proofErr w:type="spellEnd"/>
+      <w:r>
+        <w:t xml:space="preserve"> </w:t>
+      </w:r>
+      <w:proofErr w:type="spellStart"/>
+      <w:r>
+        <w:t>detalje</w:t>
+      </w:r>
+      <w:proofErr w:type="spellEnd"/>
+      <w:r>
+        <w:t xml:space="preserve"> termina </w:t>
+      </w:r>
+      <w:proofErr w:type="spellStart"/>
+      <w:r>
+        <w:t>kako</w:t>
+      </w:r>
+      <w:proofErr w:type="spellEnd"/>
+      <w:r>
+        <w:t xml:space="preserve"> </w:t>
+      </w:r>
+      <w:proofErr w:type="spellStart"/>
+      <w:r>
+        <w:t>bih</w:t>
+      </w:r>
+      <w:proofErr w:type="spellEnd"/>
+      <w:r>
+        <w:t xml:space="preserve"> </w:t>
+      </w:r>
+      <w:proofErr w:type="spellStart"/>
+      <w:r>
+        <w:t>znao</w:t>
+      </w:r>
+      <w:proofErr w:type="spellEnd"/>
+      <w:r>
+        <w:t xml:space="preserve"> </w:t>
+      </w:r>
+      <w:proofErr w:type="spellStart"/>
+      <w:r>
+        <w:t>trajanje</w:t>
+      </w:r>
+      <w:proofErr w:type="spellEnd"/>
+      <w:r>
+        <w:t xml:space="preserve">, </w:t>
+      </w:r>
+      <w:proofErr w:type="spellStart"/>
+      <w:r>
+        <w:t>opis</w:t>
+      </w:r>
+      <w:proofErr w:type="spellEnd"/>
+      <w:r>
+        <w:t xml:space="preserve"> </w:t>
+      </w:r>
+      <w:proofErr w:type="spellStart"/>
+      <w:r>
+        <w:t>i</w:t>
+      </w:r>
+      <w:proofErr w:type="spellEnd"/>
+      <w:r>
+        <w:t xml:space="preserve"> </w:t>
+      </w:r>
+      <w:proofErr w:type="spellStart"/>
+      <w:r>
+        <w:t>broj</w:t>
+      </w:r>
+      <w:proofErr w:type="spellEnd"/>
+      <w:r>
+        <w:t xml:space="preserve"> </w:t>
+      </w:r>
+      <w:proofErr w:type="spellStart"/>
+      <w:r>
+        <w:t>slobodnih</w:t>
+      </w:r>
+      <w:proofErr w:type="spellEnd"/>
+      <w:r>
+        <w:t xml:space="preserve"> </w:t>
+      </w:r>
+      <w:proofErr w:type="spellStart"/>
+      <w:r>
+        <w:t>mjesta</w:t>
+      </w:r>
+      <w:proofErr w:type="spellEnd"/>
+    </w:p>
+    <w:p>
+      <w:pPr>
+        <w:pStyle w:val="Odlomakpopisa"/>
         <w:numPr>
           <w:ilvl w:val="0"/>
           <w:numId w:val="2"/>
         </w:numPr>
       </w:pPr>
       <w:r>
-        <w:t>Kao korisnik želim rezervirati termin kako bih osigurao svoje mjesto na treningu</w:t>
-      </w:r>
-    </w:p>
-    <w:p>
-      <w:pPr>
-        <w:pStyle w:val="ListParagraph"/>
+        <w:t xml:space="preserve">Kao </w:t>
+      </w:r>
+      <w:proofErr w:type="spellStart"/>
+      <w:r>
+        <w:t>korisnik</w:t>
+      </w:r>
+      <w:proofErr w:type="spellEnd"/>
+      <w:r>
+        <w:t xml:space="preserve"> </w:t>
+      </w:r>
+      <w:proofErr w:type="spellStart"/>
+      <w:r>
+        <w:t>želim</w:t>
+      </w:r>
+      <w:proofErr w:type="spellEnd"/>
+      <w:r>
+        <w:t xml:space="preserve"> </w:t>
+      </w:r>
+      <w:proofErr w:type="spellStart"/>
+      <w:r>
+        <w:t>rezervirati</w:t>
+      </w:r>
+      <w:proofErr w:type="spellEnd"/>
+      <w:r>
+        <w:t xml:space="preserve"> </w:t>
+      </w:r>
+      <w:proofErr w:type="spellStart"/>
+      <w:r>
+        <w:t>termin</w:t>
+      </w:r>
+      <w:proofErr w:type="spellEnd"/>
+      <w:r>
+        <w:t xml:space="preserve"> </w:t>
+      </w:r>
+      <w:proofErr w:type="spellStart"/>
+      <w:r>
+        <w:t>kako</w:t>
+      </w:r>
+      <w:proofErr w:type="spellEnd"/>
+      <w:r>
+        <w:t xml:space="preserve"> </w:t>
+      </w:r>
+      <w:proofErr w:type="spellStart"/>
+      <w:r>
+        <w:t>bih</w:t>
+      </w:r>
+      <w:proofErr w:type="spellEnd"/>
+      <w:r>
+        <w:t xml:space="preserve"> </w:t>
+      </w:r>
+      <w:proofErr w:type="spellStart"/>
+      <w:r>
+        <w:t>osigurao</w:t>
+      </w:r>
+      <w:proofErr w:type="spellEnd"/>
+      <w:r>
+        <w:t xml:space="preserve"> </w:t>
+      </w:r>
+      <w:proofErr w:type="spellStart"/>
+      <w:r>
+        <w:t>svoje</w:t>
+      </w:r>
+      <w:proofErr w:type="spellEnd"/>
+      <w:r>
+        <w:t xml:space="preserve"> </w:t>
+      </w:r>
+      <w:proofErr w:type="spellStart"/>
+      <w:r>
+        <w:t>mjesto</w:t>
+      </w:r>
+      <w:proofErr w:type="spellEnd"/>
+      <w:r>
+        <w:t xml:space="preserve"> </w:t>
+      </w:r>
+      <w:proofErr w:type="spellStart"/>
+      <w:r>
+        <w:t>na</w:t>
+      </w:r>
+      <w:proofErr w:type="spellEnd"/>
+      <w:r>
+        <w:t xml:space="preserve"> </w:t>
+      </w:r>
+      <w:proofErr w:type="spellStart"/>
+      <w:r>
+        <w:t>treningu</w:t>
+      </w:r>
+      <w:proofErr w:type="spellEnd"/>
+    </w:p>
+    <w:p>
+      <w:pPr>
+        <w:pStyle w:val="Odlomakpopisa"/>
         <w:numPr>
           <w:ilvl w:val="0"/>
           <w:numId w:val="2"/>
         </w:numPr>
       </w:pPr>
       <w:r>
-        <w:t xml:space="preserve">Kao korisnik želim otkazati rezervaciju </w:t>
-      </w:r>
-      <w:r>
-        <w:t>u slučaju sprječenosti dolaska</w:t>
-      </w:r>
-    </w:p>
-    <w:p>
-      <w:pPr>
-        <w:pStyle w:val="ListParagraph"/>
+        <w:t xml:space="preserve">Kao </w:t>
+      </w:r>
+      <w:proofErr w:type="spellStart"/>
+      <w:r>
+        <w:t>korisnik</w:t>
+      </w:r>
+      <w:proofErr w:type="spellEnd"/>
+      <w:r>
+        <w:t xml:space="preserve"> </w:t>
+      </w:r>
+      <w:proofErr w:type="spellStart"/>
+      <w:r>
+        <w:t>želim</w:t>
+      </w:r>
+      <w:proofErr w:type="spellEnd"/>
+      <w:r>
+        <w:t xml:space="preserve"> </w:t>
+      </w:r>
+      <w:proofErr w:type="spellStart"/>
+      <w:r>
+        <w:t>otkazati</w:t>
+      </w:r>
+      <w:proofErr w:type="spellEnd"/>
+      <w:r>
+        <w:t xml:space="preserve"> </w:t>
+      </w:r>
+      <w:proofErr w:type="spellStart"/>
+      <w:r>
+        <w:t>rezervaciju</w:t>
+      </w:r>
+      <w:proofErr w:type="spellEnd"/>
+      <w:r>
+        <w:t xml:space="preserve"> u </w:t>
+      </w:r>
+      <w:proofErr w:type="spellStart"/>
+      <w:r>
+        <w:t>slučaju</w:t>
+      </w:r>
+      <w:proofErr w:type="spellEnd"/>
+      <w:r>
+        <w:t xml:space="preserve"> </w:t>
+      </w:r>
+      <w:proofErr w:type="spellStart"/>
+      <w:r>
+        <w:t>sprječenosti</w:t>
+      </w:r>
+      <w:proofErr w:type="spellEnd"/>
+      <w:r>
+        <w:t xml:space="preserve"> </w:t>
+      </w:r>
+      <w:proofErr w:type="spellStart"/>
+      <w:r>
+        <w:t>dolaska</w:t>
+      </w:r>
+      <w:proofErr w:type="spellEnd"/>
+    </w:p>
+    <w:p>
+      <w:pPr>
+        <w:pStyle w:val="Odlomakpopisa"/>
         <w:numPr>
           <w:ilvl w:val="0"/>
           <w:numId w:val="2"/>
         </w:numPr>
       </w:pPr>
       <w:r>
-        <w:t>Kao korisnik želim vidjeti je li termin popunjen kako bih znao mogu li se prijaviti</w:t>
-      </w:r>
-    </w:p>
-    <w:p>
-      <w:pPr>
-        <w:pStyle w:val="ListParagraph"/>
+        <w:t xml:space="preserve">Kao </w:t>
+      </w:r>
+      <w:proofErr w:type="spellStart"/>
+      <w:r>
+        <w:t>korisnik</w:t>
+      </w:r>
+      <w:proofErr w:type="spellEnd"/>
+      <w:r>
+        <w:t xml:space="preserve"> </w:t>
+      </w:r>
+      <w:proofErr w:type="spellStart"/>
+      <w:r>
+        <w:t>želim</w:t>
+      </w:r>
+      <w:proofErr w:type="spellEnd"/>
+      <w:r>
+        <w:t xml:space="preserve"> </w:t>
+      </w:r>
+      <w:proofErr w:type="spellStart"/>
+      <w:r>
+        <w:t>vidjeti</w:t>
+      </w:r>
+      <w:proofErr w:type="spellEnd"/>
+      <w:r>
+        <w:t xml:space="preserve"> je li </w:t>
+      </w:r>
+      <w:proofErr w:type="spellStart"/>
+      <w:r>
+        <w:t>termin</w:t>
+      </w:r>
+      <w:proofErr w:type="spellEnd"/>
+      <w:r>
+        <w:t xml:space="preserve"> </w:t>
+      </w:r>
+      <w:proofErr w:type="spellStart"/>
+      <w:r>
+        <w:t>popunjen</w:t>
+      </w:r>
+      <w:proofErr w:type="spellEnd"/>
+      <w:r>
+        <w:t xml:space="preserve"> </w:t>
+      </w:r>
+      <w:proofErr w:type="spellStart"/>
+      <w:r>
+        <w:t>kako</w:t>
+      </w:r>
+      <w:proofErr w:type="spellEnd"/>
+      <w:r>
+        <w:t xml:space="preserve"> </w:t>
+      </w:r>
+      <w:proofErr w:type="spellStart"/>
+      <w:r>
+        <w:t>bih</w:t>
+      </w:r>
+      <w:proofErr w:type="spellEnd"/>
+      <w:r>
+        <w:t xml:space="preserve"> </w:t>
+      </w:r>
+      <w:proofErr w:type="spellStart"/>
+      <w:r>
+        <w:t>znao</w:t>
+      </w:r>
+      <w:proofErr w:type="spellEnd"/>
+      <w:r>
+        <w:t xml:space="preserve"> </w:t>
+      </w:r>
+      <w:proofErr w:type="spellStart"/>
+      <w:r>
+        <w:t>mogu</w:t>
+      </w:r>
+      <w:proofErr w:type="spellEnd"/>
+      <w:r>
+        <w:t xml:space="preserve"> li se </w:t>
+      </w:r>
+      <w:proofErr w:type="spellStart"/>
+      <w:r>
+        <w:t>prijaviti</w:t>
+      </w:r>
+      <w:proofErr w:type="spellEnd"/>
+    </w:p>
+    <w:p>
+      <w:pPr>
+        <w:pStyle w:val="Odlomakpopisa"/>
         <w:numPr>
           <w:ilvl w:val="0"/>
           <w:numId w:val="2"/>
         </w:numPr>
       </w:pPr>
       <w:r>
-        <w:t>Kao korisnik želim primiti obavijest ako se moj termin promijeni ili otkaže</w:t>
-      </w:r>
-    </w:p>
-    <w:p>
-      <w:pPr>
-        <w:pStyle w:val="ListParagraph"/>
+        <w:t xml:space="preserve">Kao </w:t>
+      </w:r>
+      <w:proofErr w:type="spellStart"/>
+      <w:r>
+        <w:t>korisnik</w:t>
+      </w:r>
+      <w:proofErr w:type="spellEnd"/>
+      <w:r>
+        <w:t xml:space="preserve"> </w:t>
+      </w:r>
+      <w:proofErr w:type="spellStart"/>
+      <w:r>
+        <w:t>želim</w:t>
+      </w:r>
+      <w:proofErr w:type="spellEnd"/>
+      <w:r>
+        <w:t xml:space="preserve"> </w:t>
+      </w:r>
+      <w:proofErr w:type="spellStart"/>
+      <w:r>
+        <w:t>primiti</w:t>
+      </w:r>
+      <w:proofErr w:type="spellEnd"/>
+      <w:r>
+        <w:t xml:space="preserve"> </w:t>
+      </w:r>
+      <w:proofErr w:type="spellStart"/>
+      <w:r>
+        <w:t>obavijest</w:t>
+      </w:r>
+      <w:proofErr w:type="spellEnd"/>
+      <w:r>
+        <w:t xml:space="preserve"> </w:t>
+      </w:r>
+      <w:proofErr w:type="spellStart"/>
+      <w:r>
+        <w:t>ako</w:t>
+      </w:r>
+      <w:proofErr w:type="spellEnd"/>
+      <w:r>
+        <w:t xml:space="preserve"> se </w:t>
+      </w:r>
+      <w:proofErr w:type="spellStart"/>
+      <w:r>
+        <w:t>moj</w:t>
+      </w:r>
+      <w:proofErr w:type="spellEnd"/>
+      <w:r>
+        <w:t xml:space="preserve"> </w:t>
+      </w:r>
+      <w:proofErr w:type="spellStart"/>
+      <w:r>
+        <w:t>termin</w:t>
+      </w:r>
+      <w:proofErr w:type="spellEnd"/>
+      <w:r>
+        <w:t xml:space="preserve"> </w:t>
+      </w:r>
+      <w:proofErr w:type="spellStart"/>
+      <w:r>
+        <w:t>promijeni</w:t>
+      </w:r>
+      <w:proofErr w:type="spellEnd"/>
+      <w:r>
+        <w:t xml:space="preserve"> </w:t>
+      </w:r>
+      <w:proofErr w:type="spellStart"/>
+      <w:r>
+        <w:t>ili</w:t>
+      </w:r>
+      <w:proofErr w:type="spellEnd"/>
+      <w:r>
+        <w:t xml:space="preserve"> </w:t>
+      </w:r>
+      <w:proofErr w:type="spellStart"/>
+      <w:r>
+        <w:t>otkaže</w:t>
+      </w:r>
+      <w:proofErr w:type="spellEnd"/>
+    </w:p>
+    <w:p>
+      <w:pPr>
+        <w:pStyle w:val="Odlomakpopisa"/>
         <w:numPr>
           <w:ilvl w:val="0"/>
           <w:numId w:val="2"/>
         </w:numPr>
       </w:pPr>
       <w:r>
-        <w:t>Kao korisnik želim vidjeti svoj status pretplate kako bih znao mogu li rezervirati termine</w:t>
-      </w:r>
-    </w:p>
-    <w:p>
-      <w:pPr>
-        <w:pStyle w:val="ListParagraph"/>
+        <w:t xml:space="preserve">Kao </w:t>
+      </w:r>
+      <w:proofErr w:type="spellStart"/>
+      <w:r>
+        <w:t>korisnik</w:t>
+      </w:r>
+      <w:proofErr w:type="spellEnd"/>
+      <w:r>
+        <w:t xml:space="preserve"> </w:t>
+      </w:r>
+      <w:proofErr w:type="spellStart"/>
+      <w:r>
+        <w:t>želim</w:t>
+      </w:r>
+      <w:proofErr w:type="spellEnd"/>
+      <w:r>
+        <w:t xml:space="preserve"> </w:t>
+      </w:r>
+      <w:proofErr w:type="spellStart"/>
+      <w:r>
+        <w:t>vidjeti</w:t>
+      </w:r>
+      <w:proofErr w:type="spellEnd"/>
+      <w:r>
+        <w:t xml:space="preserve"> </w:t>
+      </w:r>
+      <w:proofErr w:type="spellStart"/>
+      <w:r>
+        <w:t>svoj</w:t>
+      </w:r>
+      <w:proofErr w:type="spellEnd"/>
+      <w:r>
+        <w:t xml:space="preserve"> status </w:t>
+      </w:r>
+      <w:proofErr w:type="spellStart"/>
+      <w:r>
+        <w:t>pretplate</w:t>
+      </w:r>
+      <w:proofErr w:type="spellEnd"/>
+      <w:r>
+        <w:t xml:space="preserve"> </w:t>
+      </w:r>
+      <w:proofErr w:type="spellStart"/>
+      <w:r>
+        <w:t>kako</w:t>
+      </w:r>
+      <w:proofErr w:type="spellEnd"/>
+      <w:r>
+        <w:t xml:space="preserve"> </w:t>
+      </w:r>
+      <w:proofErr w:type="spellStart"/>
+      <w:r>
+        <w:t>bih</w:t>
+      </w:r>
+      <w:proofErr w:type="spellEnd"/>
+      <w:r>
+        <w:t xml:space="preserve"> </w:t>
+      </w:r>
+      <w:proofErr w:type="spellStart"/>
+      <w:r>
+        <w:t>znao</w:t>
+      </w:r>
+      <w:proofErr w:type="spellEnd"/>
+      <w:r>
+        <w:t xml:space="preserve"> </w:t>
+      </w:r>
+      <w:proofErr w:type="spellStart"/>
+      <w:r>
+        <w:t>mogu</w:t>
+      </w:r>
+      <w:proofErr w:type="spellEnd"/>
+      <w:r>
+        <w:t xml:space="preserve"> li </w:t>
+      </w:r>
+      <w:proofErr w:type="spellStart"/>
+      <w:r>
+        <w:t>rezervirati</w:t>
+      </w:r>
+      <w:proofErr w:type="spellEnd"/>
+      <w:r>
+        <w:t xml:space="preserve"> </w:t>
+      </w:r>
+      <w:proofErr w:type="spellStart"/>
+      <w:r>
+        <w:t>termine</w:t>
+      </w:r>
+      <w:proofErr w:type="spellEnd"/>
+    </w:p>
+    <w:p>
+      <w:pPr>
+        <w:pStyle w:val="Odlomakpopisa"/>
         <w:numPr>
           <w:ilvl w:val="0"/>
           <w:numId w:val="2"/>
         </w:numPr>
       </w:pPr>
       <w:r>
-        <w:t>Kao korisnik koji nema aktivnu pretplatu želim vidjeti cjenik</w:t>
-      </w:r>
+        <w:t xml:space="preserve">Kao </w:t>
+      </w:r>
+      <w:proofErr w:type="spellStart"/>
+      <w:r>
+        <w:t>korisnik</w:t>
+      </w:r>
+      <w:proofErr w:type="spellEnd"/>
+      <w:r>
+        <w:t xml:space="preserve"> koji </w:t>
+      </w:r>
+      <w:proofErr w:type="spellStart"/>
+      <w:r>
+        <w:t>nema</w:t>
+      </w:r>
+      <w:proofErr w:type="spellEnd"/>
+      <w:r>
+        <w:t xml:space="preserve"> </w:t>
+      </w:r>
+      <w:proofErr w:type="spellStart"/>
+      <w:r>
+        <w:t>aktivnu</w:t>
+      </w:r>
+      <w:proofErr w:type="spellEnd"/>
+      <w:r>
+        <w:t xml:space="preserve"> </w:t>
+      </w:r>
+      <w:proofErr w:type="spellStart"/>
+      <w:r>
+        <w:t>pretplatu</w:t>
+      </w:r>
+      <w:proofErr w:type="spellEnd"/>
+      <w:r>
+        <w:t xml:space="preserve"> </w:t>
+      </w:r>
+      <w:proofErr w:type="spellStart"/>
+      <w:r>
+        <w:t>želim</w:t>
+      </w:r>
+      <w:proofErr w:type="spellEnd"/>
+      <w:r>
+        <w:t xml:space="preserve"> </w:t>
+      </w:r>
+      <w:proofErr w:type="spellStart"/>
+      <w:r>
+        <w:t>vidjeti</w:t>
+      </w:r>
+      <w:proofErr w:type="spellEnd"/>
+      <w:r>
+        <w:t xml:space="preserve"> </w:t>
+      </w:r>
+      <w:proofErr w:type="spellStart"/>
+      <w:r>
+        <w:t>cjenik</w:t>
+      </w:r>
+      <w:proofErr w:type="spellEnd"/>
     </w:p>
     <w:p>
       <w:pPr>
@@ -186,7 +966,7 @@
     </w:p>
     <w:p>
       <w:pPr>
-        <w:pStyle w:val="ListParagraph"/>
+        <w:pStyle w:val="Odlomakpopisa"/>
         <w:numPr>
           <w:ilvl w:val="0"/>
           <w:numId w:val="3"/>
@@ -195,16 +975,87 @@
       <w:r>
         <w:t xml:space="preserve">Kao </w:t>
       </w:r>
-      <w:r>
-        <w:t xml:space="preserve">trener </w:t>
-      </w:r>
-      <w:r>
-        <w:t>želim kreirati nove termine kako bih omogućio korisnicima rezervaciju</w:t>
-      </w:r>
-    </w:p>
-    <w:p>
-      <w:pPr>
-        <w:pStyle w:val="ListParagraph"/>
+      <w:proofErr w:type="spellStart"/>
+      <w:r>
+        <w:t>trener</w:t>
+      </w:r>
+      <w:proofErr w:type="spellEnd"/>
+      <w:r>
+        <w:t xml:space="preserve"> </w:t>
+      </w:r>
+      <w:proofErr w:type="spellStart"/>
+      <w:r>
+        <w:t>želim</w:t>
+      </w:r>
+      <w:proofErr w:type="spellEnd"/>
+      <w:r>
+        <w:t xml:space="preserve"> </w:t>
+      </w:r>
+      <w:proofErr w:type="spellStart"/>
+      <w:r>
+        <w:t>kreirati</w:t>
+      </w:r>
+      <w:proofErr w:type="spellEnd"/>
+      <w:r>
+        <w:t xml:space="preserve"> </w:t>
+      </w:r>
+      <w:proofErr w:type="spellStart"/>
+      <w:r>
+        <w:t>nove</w:t>
+      </w:r>
+      <w:proofErr w:type="spellEnd"/>
+      <w:r>
+        <w:t xml:space="preserve"> </w:t>
+      </w:r>
+      <w:proofErr w:type="spellStart"/>
+      <w:r>
+        <w:t>termine</w:t>
+      </w:r>
+      <w:proofErr w:type="spellEnd"/>
+      <w:r>
+        <w:t xml:space="preserve"> </w:t>
+      </w:r>
+      <w:proofErr w:type="spellStart"/>
+      <w:r>
+        <w:t>kako</w:t>
+      </w:r>
+      <w:proofErr w:type="spellEnd"/>
+      <w:r>
+        <w:t xml:space="preserve"> </w:t>
+      </w:r>
+      <w:proofErr w:type="spellStart"/>
+      <w:r>
+        <w:t>bih</w:t>
+      </w:r>
+      <w:proofErr w:type="spellEnd"/>
+      <w:r>
+        <w:t xml:space="preserve"> </w:t>
+      </w:r>
+      <w:proofErr w:type="spellStart"/>
+      <w:r>
+        <w:t>omogućio</w:t>
+      </w:r>
+      <w:proofErr w:type="spellEnd"/>
+      <w:r>
+        <w:t xml:space="preserve"> </w:t>
+      </w:r>
+      <w:proofErr w:type="spellStart"/>
+      <w:r>
+        <w:t>korisnicima</w:t>
+      </w:r>
+      <w:proofErr w:type="spellEnd"/>
+      <w:r>
+        <w:t xml:space="preserve"> </w:t>
+      </w:r>
+      <w:proofErr w:type="spellStart"/>
+      <w:r>
+        <w:t>rezervaciju</w:t>
+      </w:r>
+      <w:proofErr w:type="spellEnd"/>
+    </w:p>
+    <w:p>
+      <w:pPr>
+        <w:pStyle w:val="Odlomakpopisa"/>
         <w:numPr>
           <w:ilvl w:val="0"/>
           <w:numId w:val="3"/>
@@ -213,16 +1064,66 @@
       <w:r>
         <w:t xml:space="preserve">Kao </w:t>
       </w:r>
+      <w:proofErr w:type="spellStart"/>
       <w:r>
         <w:t>trener</w:t>
       </w:r>
-      <w:r>
-        <w:t xml:space="preserve"> želim odrediti vrstu, trajanje i kapacitet termina</w:t>
-      </w:r>
-    </w:p>
-    <w:p>
-      <w:pPr>
-        <w:pStyle w:val="ListParagraph"/>
+      <w:proofErr w:type="spellEnd"/>
+      <w:r>
+        <w:t xml:space="preserve"> </w:t>
+      </w:r>
+      <w:proofErr w:type="spellStart"/>
+      <w:r>
+        <w:t>želim</w:t>
+      </w:r>
+      <w:proofErr w:type="spellEnd"/>
+      <w:r>
+        <w:t xml:space="preserve"> </w:t>
+      </w:r>
+      <w:proofErr w:type="spellStart"/>
+      <w:r>
+        <w:t>odrediti</w:t>
+      </w:r>
+      <w:proofErr w:type="spellEnd"/>
+      <w:r>
+        <w:t xml:space="preserve"> </w:t>
+      </w:r>
+      <w:proofErr w:type="spellStart"/>
+      <w:r>
+        <w:t>vrstu</w:t>
+      </w:r>
+      <w:proofErr w:type="spellEnd"/>
+      <w:r>
+        <w:t xml:space="preserve">, </w:t>
+      </w:r>
+      <w:proofErr w:type="spellStart"/>
+      <w:r>
+        <w:t>trajanje</w:t>
+      </w:r>
+      <w:proofErr w:type="spellEnd"/>
+      <w:r>
+        <w:t xml:space="preserve"> </w:t>
+      </w:r>
+      <w:proofErr w:type="spellStart"/>
+      <w:r>
+        <w:t>i</w:t>
+      </w:r>
+      <w:proofErr w:type="spellEnd"/>
+      <w:r>
+        <w:t xml:space="preserve"> </w:t>
+      </w:r>
+      <w:proofErr w:type="spellStart"/>
+      <w:r>
+        <w:t>kapacitet</w:t>
+      </w:r>
+      <w:proofErr w:type="spellEnd"/>
+      <w:r>
+        <w:t xml:space="preserve"> termina</w:t>
+      </w:r>
+    </w:p>
+    <w:p>
+      <w:pPr>
+        <w:pStyle w:val="Odlomakpopisa"/>
         <w:numPr>
           <w:ilvl w:val="0"/>
           <w:numId w:val="3"/>
@@ -231,22 +1132,79 @@
       <w:r>
         <w:t xml:space="preserve">Kao </w:t>
       </w:r>
+      <w:proofErr w:type="spellStart"/>
       <w:r>
         <w:t>trener</w:t>
       </w:r>
-      <w:r>
-        <w:t xml:space="preserve"> želim</w:t>
-      </w:r>
-      <w:r>
-        <w:t xml:space="preserve"> moći</w:t>
-      </w:r>
-      <w:r>
-        <w:t xml:space="preserve"> izmijeniti termin kako bih prilagodio raspored</w:t>
-      </w:r>
-    </w:p>
-    <w:p>
-      <w:pPr>
-        <w:pStyle w:val="ListParagraph"/>
+      <w:proofErr w:type="spellEnd"/>
+      <w:r>
+        <w:t xml:space="preserve"> </w:t>
+      </w:r>
+      <w:proofErr w:type="spellStart"/>
+      <w:r>
+        <w:t>želim</w:t>
+      </w:r>
+      <w:proofErr w:type="spellEnd"/>
+      <w:r>
+        <w:t xml:space="preserve"> </w:t>
+      </w:r>
+      <w:proofErr w:type="spellStart"/>
+      <w:r>
+        <w:t>moći</w:t>
+      </w:r>
+      <w:proofErr w:type="spellEnd"/>
+      <w:r>
+        <w:t xml:space="preserve"> </w:t>
+      </w:r>
+      <w:proofErr w:type="spellStart"/>
+      <w:r>
+        <w:t>izmijeniti</w:t>
+      </w:r>
+      <w:proofErr w:type="spellEnd"/>
+      <w:r>
+        <w:t xml:space="preserve"> </w:t>
+      </w:r>
+      <w:proofErr w:type="spellStart"/>
+      <w:r>
+        <w:t>termin</w:t>
+      </w:r>
+      <w:proofErr w:type="spellEnd"/>
+      <w:r>
+        <w:t xml:space="preserve"> </w:t>
+      </w:r>
+      <w:proofErr w:type="spellStart"/>
+      <w:r>
+        <w:t>kako</w:t>
+      </w:r>
+      <w:proofErr w:type="spellEnd"/>
+      <w:r>
+        <w:t xml:space="preserve"> </w:t>
+      </w:r>
+      <w:proofErr w:type="spellStart"/>
+      <w:r>
+        <w:t>bih</w:t>
+      </w:r>
+      <w:proofErr w:type="spellEnd"/>
+      <w:r>
+        <w:t xml:space="preserve"> </w:t>
+      </w:r>
+      <w:proofErr w:type="spellStart"/>
+      <w:r>
+        <w:t>prilagodio</w:t>
+      </w:r>
+      <w:proofErr w:type="spellEnd"/>
+      <w:r>
+        <w:t xml:space="preserve"> </w:t>
+      </w:r>
+      <w:proofErr w:type="spellStart"/>
+      <w:r>
+        <w:t>raspored</w:t>
+      </w:r>
+      <w:proofErr w:type="spellEnd"/>
+    </w:p>
+    <w:p>
+      <w:pPr>
+        <w:pStyle w:val="Odlomakpopisa"/>
         <w:numPr>
           <w:ilvl w:val="0"/>
           <w:numId w:val="3"/>
@@ -255,16 +1213,63 @@
       <w:r>
         <w:t xml:space="preserve">Kao </w:t>
       </w:r>
+      <w:proofErr w:type="spellStart"/>
       <w:r>
         <w:t>trener</w:t>
       </w:r>
-      <w:r>
-        <w:t xml:space="preserve"> želim obrisati termin ako se trening otkazuje</w:t>
-      </w:r>
-    </w:p>
-    <w:p>
-      <w:pPr>
-        <w:pStyle w:val="ListParagraph"/>
+      <w:proofErr w:type="spellEnd"/>
+      <w:r>
+        <w:t xml:space="preserve"> </w:t>
+      </w:r>
+      <w:proofErr w:type="spellStart"/>
+      <w:r>
+        <w:t>želim</w:t>
+      </w:r>
+      <w:proofErr w:type="spellEnd"/>
+      <w:r>
+        <w:t xml:space="preserve"> </w:t>
+      </w:r>
+      <w:proofErr w:type="spellStart"/>
+      <w:r>
+        <w:t>obrisati</w:t>
+      </w:r>
+      <w:proofErr w:type="spellEnd"/>
+      <w:r>
+        <w:t xml:space="preserve"> </w:t>
+      </w:r>
+      <w:proofErr w:type="spellStart"/>
+      <w:r>
+        <w:t>termin</w:t>
+      </w:r>
+      <w:proofErr w:type="spellEnd"/>
+      <w:r>
+        <w:t xml:space="preserve"> </w:t>
+      </w:r>
+      <w:proofErr w:type="spellStart"/>
+      <w:r>
+        <w:t>ako</w:t>
+      </w:r>
+      <w:proofErr w:type="spellEnd"/>
+      <w:r>
+        <w:t xml:space="preserve"> se </w:t>
+      </w:r>
+      <w:proofErr w:type="spellStart"/>
+      <w:r>
+        <w:t>trening</w:t>
+      </w:r>
+      <w:proofErr w:type="spellEnd"/>
+      <w:r>
+        <w:t xml:space="preserve"> </w:t>
+      </w:r>
+      <w:proofErr w:type="spellStart"/>
+      <w:r>
+        <w:t>otkazuje</w:t>
+      </w:r>
+      <w:proofErr w:type="spellEnd"/>
+    </w:p>
+    <w:p>
+      <w:pPr>
+        <w:pStyle w:val="Odlomakpopisa"/>
         <w:numPr>
           <w:ilvl w:val="0"/>
           <w:numId w:val="3"/>
@@ -273,16 +1278,71 @@
       <w:r>
         <w:t xml:space="preserve">Kao </w:t>
       </w:r>
+      <w:proofErr w:type="spellStart"/>
       <w:r>
         <w:t>trener</w:t>
       </w:r>
-      <w:r>
-        <w:t xml:space="preserve"> želim da sustav automatski obavijesti prijavljene korisnike o promjenama</w:t>
-      </w:r>
-    </w:p>
-    <w:p>
-      <w:pPr>
-        <w:pStyle w:val="ListParagraph"/>
+      <w:proofErr w:type="spellEnd"/>
+      <w:r>
+        <w:t xml:space="preserve"> </w:t>
+      </w:r>
+      <w:proofErr w:type="spellStart"/>
+      <w:r>
+        <w:t>želim</w:t>
+      </w:r>
+      <w:proofErr w:type="spellEnd"/>
+      <w:r>
+        <w:t xml:space="preserve"> da </w:t>
+      </w:r>
+      <w:proofErr w:type="spellStart"/>
+      <w:r>
+        <w:t>sustav</w:t>
+      </w:r>
+      <w:proofErr w:type="spellEnd"/>
+      <w:r>
+        <w:t xml:space="preserve"> </w:t>
+      </w:r>
+      <w:proofErr w:type="spellStart"/>
+      <w:r>
+        <w:t>automatski</w:t>
+      </w:r>
+      <w:proofErr w:type="spellEnd"/>
+      <w:r>
+        <w:t xml:space="preserve"> </w:t>
+      </w:r>
+      <w:proofErr w:type="spellStart"/>
+      <w:r>
+        <w:t>obavijesti</w:t>
+      </w:r>
+      <w:proofErr w:type="spellEnd"/>
+      <w:r>
+        <w:t xml:space="preserve"> </w:t>
+      </w:r>
+      <w:proofErr w:type="spellStart"/>
+      <w:r>
+        <w:t>prijavljene</w:t>
+      </w:r>
+      <w:proofErr w:type="spellEnd"/>
+      <w:r>
+        <w:t xml:space="preserve"> </w:t>
+      </w:r>
+      <w:proofErr w:type="spellStart"/>
+      <w:r>
+        <w:t>korisnike</w:t>
+      </w:r>
+      <w:proofErr w:type="spellEnd"/>
+      <w:r>
+        <w:t xml:space="preserve"> o </w:t>
+      </w:r>
+      <w:proofErr w:type="spellStart"/>
+      <w:r>
+        <w:t>promjenama</w:t>
+      </w:r>
+      <w:proofErr w:type="spellEnd"/>
+    </w:p>
+    <w:p>
+      <w:pPr>
+        <w:pStyle w:val="Odlomakpopisa"/>
         <w:numPr>
           <w:ilvl w:val="0"/>
           <w:numId w:val="3"/>
@@ -291,22 +1351,87 @@
       <w:r>
         <w:t xml:space="preserve">Kao </w:t>
       </w:r>
+      <w:proofErr w:type="spellStart"/>
       <w:r>
         <w:t>trener</w:t>
       </w:r>
-      <w:r>
-        <w:t xml:space="preserve"> želim vidjeti popis</w:t>
-      </w:r>
-      <w:r>
-        <w:t xml:space="preserve"> i broj</w:t>
-      </w:r>
-      <w:r>
-        <w:t xml:space="preserve"> prijavljenih korisnika za svaki termin</w:t>
-      </w:r>
-    </w:p>
-    <w:p>
-      <w:pPr>
-        <w:pStyle w:val="ListParagraph"/>
+      <w:proofErr w:type="spellEnd"/>
+      <w:r>
+        <w:t xml:space="preserve"> </w:t>
+      </w:r>
+      <w:proofErr w:type="spellStart"/>
+      <w:r>
+        <w:t>želim</w:t>
+      </w:r>
+      <w:proofErr w:type="spellEnd"/>
+      <w:r>
+        <w:t xml:space="preserve"> </w:t>
+      </w:r>
+      <w:proofErr w:type="spellStart"/>
+      <w:r>
+        <w:t>vidjeti</w:t>
+      </w:r>
+      <w:proofErr w:type="spellEnd"/>
+      <w:r>
+        <w:t xml:space="preserve"> </w:t>
+      </w:r>
+      <w:proofErr w:type="spellStart"/>
+      <w:r>
+        <w:t>popis</w:t>
+      </w:r>
+      <w:proofErr w:type="spellEnd"/>
+      <w:r>
+        <w:t xml:space="preserve"> </w:t>
+      </w:r>
+      <w:proofErr w:type="spellStart"/>
+      <w:r>
+        <w:t>i</w:t>
+      </w:r>
+      <w:proofErr w:type="spellEnd"/>
+      <w:r>
+        <w:t xml:space="preserve"> </w:t>
+      </w:r>
+      <w:proofErr w:type="spellStart"/>
+      <w:r>
+        <w:t>broj</w:t>
+      </w:r>
+      <w:proofErr w:type="spellEnd"/>
+      <w:r>
+        <w:t xml:space="preserve"> </w:t>
+      </w:r>
+      <w:proofErr w:type="spellStart"/>
+      <w:r>
+        <w:t>prijavljenih</w:t>
+      </w:r>
+      <w:proofErr w:type="spellEnd"/>
+      <w:r>
+        <w:t xml:space="preserve"> </w:t>
+      </w:r>
+      <w:proofErr w:type="spellStart"/>
+      <w:r>
+        <w:t>korisnika</w:t>
+      </w:r>
+      <w:proofErr w:type="spellEnd"/>
+      <w:r>
+        <w:t xml:space="preserve"> za </w:t>
+      </w:r>
+      <w:proofErr w:type="spellStart"/>
+      <w:r>
+        <w:t>svaki</w:t>
+      </w:r>
+      <w:proofErr w:type="spellEnd"/>
+      <w:r>
+        <w:t xml:space="preserve"> </w:t>
+      </w:r>
+      <w:proofErr w:type="spellStart"/>
+      <w:r>
+        <w:t>termin</w:t>
+      </w:r>
+      <w:proofErr w:type="spellEnd"/>
+    </w:p>
+    <w:p>
+      <w:pPr>
+        <w:pStyle w:val="Odlomakpopisa"/>
         <w:numPr>
           <w:ilvl w:val="0"/>
           <w:numId w:val="3"/>
@@ -315,20 +1440,81 @@
       <w:r>
         <w:t xml:space="preserve">Kao </w:t>
       </w:r>
+      <w:proofErr w:type="spellStart"/>
       <w:r>
         <w:t>trener</w:t>
       </w:r>
-      <w:r>
-        <w:t xml:space="preserve"> želim upravljati statusom pretplate korisnika</w:t>
-      </w:r>
-    </w:p>
-    <w:p>
-      <w:pPr>
-        <w:pStyle w:val="Heading1"/>
-      </w:pPr>
-      <w:r>
-        <w:t>Funkcionalni zahtjevi</w:t>
-      </w:r>
+      <w:proofErr w:type="spellEnd"/>
+      <w:r>
+        <w:t xml:space="preserve"> </w:t>
+      </w:r>
+      <w:proofErr w:type="spellStart"/>
+      <w:r>
+        <w:t>želim</w:t>
+      </w:r>
+      <w:proofErr w:type="spellEnd"/>
+      <w:r>
+        <w:t xml:space="preserve"> </w:t>
+      </w:r>
+      <w:proofErr w:type="spellStart"/>
+      <w:r>
+        <w:t>upravljati</w:t>
+      </w:r>
+      <w:proofErr w:type="spellEnd"/>
+      <w:r>
+        <w:t xml:space="preserve"> </w:t>
+      </w:r>
+      <w:proofErr w:type="spellStart"/>
+      <w:r>
+        <w:t>statusom</w:t>
+      </w:r>
+      <w:proofErr w:type="spellEnd"/>
+      <w:r>
+        <w:t xml:space="preserve"> </w:t>
+      </w:r>
+      <w:proofErr w:type="spellStart"/>
+      <w:r>
+        <w:t>pretplate</w:t>
+      </w:r>
+      <w:proofErr w:type="spellEnd"/>
+      <w:r>
+        <w:t xml:space="preserve"> </w:t>
+      </w:r>
+      <w:proofErr w:type="spellStart"/>
+      <w:r>
+        <w:t>korisnika</w:t>
+      </w:r>
+      <w:proofErr w:type="spellEnd"/>
+    </w:p>
+    <w:p>
+      <w:pPr>
+        <w:pStyle w:val="Naslov1"/>
+        <w:rPr>
+          <w:color w:val="000000" w:themeColor="text1"/>
+        </w:rPr>
+      </w:pPr>
+      <w:proofErr w:type="spellStart"/>
+      <w:r>
+        <w:rPr>
+          <w:color w:val="000000" w:themeColor="text1"/>
+        </w:rPr>
+        <w:t>Funkcionalni</w:t>
+      </w:r>
+      <w:proofErr w:type="spellEnd"/>
+      <w:r>
+        <w:rPr>
+          <w:color w:val="000000" w:themeColor="text1"/>
+        </w:rPr>
+        <w:t xml:space="preserve"> </w:t>
+      </w:r>
+      <w:proofErr w:type="spellStart"/>
+      <w:r>
+        <w:rPr>
+          <w:color w:val="000000" w:themeColor="text1"/>
+        </w:rPr>
+        <w:t>zahtjevi</w:t>
+      </w:r>
+      <w:proofErr w:type="spellEnd"/>
     </w:p>
     <w:p/>
     <w:p>
@@ -340,6 +1526,7 @@
           <w:szCs w:val="32"/>
         </w:rPr>
       </w:pPr>
+      <w:proofErr w:type="spellStart"/>
       <w:r>
         <w:rPr>
           <w:b/>
@@ -347,136 +1534,388 @@
           <w:sz w:val="32"/>
           <w:szCs w:val="32"/>
         </w:rPr>
-        <w:t>Korisnik (član teretane)</w:t>
-      </w:r>
-    </w:p>
-    <w:p>
-      <w:pPr>
-        <w:pStyle w:val="NormalWeb"/>
-      </w:pPr>
-      <w:r>
-        <w:t>Sustav mora omogućiti:</w:t>
-      </w:r>
-    </w:p>
-    <w:p>
-      <w:pPr>
-        <w:pStyle w:val="NormalWeb"/>
+        <w:t>Korisnik</w:t>
+      </w:r>
+      <w:proofErr w:type="spellEnd"/>
+      <w:r>
+        <w:rPr>
+          <w:b/>
+          <w:bCs/>
+          <w:sz w:val="32"/>
+          <w:szCs w:val="32"/>
+        </w:rPr>
+        <w:t xml:space="preserve"> (</w:t>
+      </w:r>
+      <w:proofErr w:type="spellStart"/>
+      <w:r>
+        <w:rPr>
+          <w:b/>
+          <w:bCs/>
+          <w:sz w:val="32"/>
+          <w:szCs w:val="32"/>
+        </w:rPr>
+        <w:t>član</w:t>
+      </w:r>
+      <w:proofErr w:type="spellEnd"/>
+      <w:r>
+        <w:rPr>
+          <w:b/>
+          <w:bCs/>
+          <w:sz w:val="32"/>
+          <w:szCs w:val="32"/>
+        </w:rPr>
+        <w:t xml:space="preserve"> </w:t>
+      </w:r>
+      <w:proofErr w:type="spellStart"/>
+      <w:r>
+        <w:rPr>
+          <w:b/>
+          <w:bCs/>
+          <w:sz w:val="32"/>
+          <w:szCs w:val="32"/>
+        </w:rPr>
+        <w:t>teretane</w:t>
+      </w:r>
+      <w:proofErr w:type="spellEnd"/>
+      <w:r>
+        <w:rPr>
+          <w:b/>
+          <w:bCs/>
+          <w:sz w:val="32"/>
+          <w:szCs w:val="32"/>
+        </w:rPr>
+        <w:t>)</w:t>
+      </w:r>
+    </w:p>
+    <w:p>
+      <w:pPr>
+        <w:pStyle w:val="StandardWeb"/>
+      </w:pPr>
+      <w:proofErr w:type="spellStart"/>
+      <w:r>
+        <w:t>Sustav</w:t>
+      </w:r>
+      <w:proofErr w:type="spellEnd"/>
+      <w:r>
+        <w:t xml:space="preserve"> mora </w:t>
+      </w:r>
+      <w:proofErr w:type="spellStart"/>
+      <w:r>
+        <w:t>omogućiti</w:t>
+      </w:r>
+      <w:proofErr w:type="spellEnd"/>
+      <w:r>
+        <w:t>:</w:t>
+      </w:r>
+    </w:p>
+    <w:p>
+      <w:pPr>
+        <w:pStyle w:val="StandardWeb"/>
         <w:numPr>
           <w:ilvl w:val="0"/>
           <w:numId w:val="4"/>
         </w:numPr>
       </w:pPr>
-      <w:r>
-        <w:t>Registraciju i prijavu korisnika</w:t>
-      </w:r>
-    </w:p>
-    <w:p>
-      <w:pPr>
-        <w:pStyle w:val="NormalWeb"/>
+      <w:proofErr w:type="spellStart"/>
+      <w:r>
+        <w:t>Registraciju</w:t>
+      </w:r>
+      <w:proofErr w:type="spellEnd"/>
+      <w:r>
+        <w:t xml:space="preserve"> </w:t>
+      </w:r>
+      <w:proofErr w:type="spellStart"/>
+      <w:r>
+        <w:t>i</w:t>
+      </w:r>
+      <w:proofErr w:type="spellEnd"/>
+      <w:r>
+        <w:t xml:space="preserve"> </w:t>
+      </w:r>
+      <w:proofErr w:type="spellStart"/>
+      <w:r>
+        <w:t>prijavu</w:t>
+      </w:r>
+      <w:proofErr w:type="spellEnd"/>
+      <w:r>
+        <w:t xml:space="preserve"> </w:t>
+      </w:r>
+      <w:proofErr w:type="spellStart"/>
+      <w:r>
+        <w:t>korisnika</w:t>
+      </w:r>
+      <w:proofErr w:type="spellEnd"/>
+    </w:p>
+    <w:p>
+      <w:pPr>
+        <w:pStyle w:val="StandardWeb"/>
         <w:numPr>
           <w:ilvl w:val="0"/>
           <w:numId w:val="4"/>
         </w:numPr>
       </w:pPr>
-      <w:r>
-        <w:t>Pregled kalendara termina</w:t>
-      </w:r>
-    </w:p>
-    <w:p>
-      <w:pPr>
-        <w:pStyle w:val="NormalWeb"/>
+      <w:proofErr w:type="spellStart"/>
+      <w:r>
+        <w:t>Pregled</w:t>
+      </w:r>
+      <w:proofErr w:type="spellEnd"/>
+      <w:r>
+        <w:t xml:space="preserve"> </w:t>
+      </w:r>
+      <w:proofErr w:type="spellStart"/>
+      <w:r>
+        <w:t>kalendara</w:t>
+      </w:r>
+      <w:proofErr w:type="spellEnd"/>
+      <w:r>
+        <w:t xml:space="preserve"> termina</w:t>
+      </w:r>
+    </w:p>
+    <w:p>
+      <w:pPr>
+        <w:pStyle w:val="StandardWeb"/>
         <w:numPr>
           <w:ilvl w:val="0"/>
           <w:numId w:val="4"/>
         </w:numPr>
       </w:pPr>
-      <w:r>
-        <w:t>Prikaz detalja termina</w:t>
-      </w:r>
-    </w:p>
-    <w:p>
-      <w:pPr>
-        <w:pStyle w:val="NormalWeb"/>
+      <w:proofErr w:type="spellStart"/>
+      <w:r>
+        <w:t>Prikaz</w:t>
+      </w:r>
+      <w:proofErr w:type="spellEnd"/>
+      <w:r>
+        <w:t xml:space="preserve"> </w:t>
+      </w:r>
+      <w:proofErr w:type="spellStart"/>
+      <w:r>
+        <w:t>detalja</w:t>
+      </w:r>
+      <w:proofErr w:type="spellEnd"/>
+      <w:r>
+        <w:t xml:space="preserve"> termina</w:t>
+      </w:r>
+    </w:p>
+    <w:p>
+      <w:pPr>
+        <w:pStyle w:val="StandardWeb"/>
         <w:numPr>
           <w:ilvl w:val="0"/>
           <w:numId w:val="4"/>
         </w:numPr>
       </w:pPr>
-      <w:r>
-        <w:t>Rezervaciju termina ako:</w:t>
-      </w:r>
-    </w:p>
-    <w:p>
-      <w:pPr>
-        <w:pStyle w:val="NormalWeb"/>
+      <w:proofErr w:type="spellStart"/>
+      <w:r>
+        <w:t>Rezervaciju</w:t>
+      </w:r>
+      <w:proofErr w:type="spellEnd"/>
+      <w:r>
+        <w:t xml:space="preserve"> termina </w:t>
+      </w:r>
+      <w:proofErr w:type="spellStart"/>
+      <w:r>
+        <w:t>ako</w:t>
+      </w:r>
+      <w:proofErr w:type="spellEnd"/>
+      <w:r>
+        <w:t>:</w:t>
+      </w:r>
+    </w:p>
+    <w:p>
+      <w:pPr>
+        <w:pStyle w:val="StandardWeb"/>
         <w:numPr>
           <w:ilvl w:val="1"/>
           <w:numId w:val="4"/>
         </w:numPr>
       </w:pPr>
-      <w:r>
-        <w:t>korisnik ima aktivnu pretplatu</w:t>
-      </w:r>
-    </w:p>
-    <w:p>
-      <w:pPr>
-        <w:pStyle w:val="NormalWeb"/>
+      <w:proofErr w:type="spellStart"/>
+      <w:r>
+        <w:t>korisnik</w:t>
+      </w:r>
+      <w:proofErr w:type="spellEnd"/>
+      <w:r>
+        <w:t xml:space="preserve"> </w:t>
+      </w:r>
+      <w:proofErr w:type="spellStart"/>
+      <w:r>
+        <w:t>ima</w:t>
+      </w:r>
+      <w:proofErr w:type="spellEnd"/>
+      <w:r>
+        <w:t xml:space="preserve"> </w:t>
+      </w:r>
+      <w:proofErr w:type="spellStart"/>
+      <w:r>
+        <w:t>aktivnu</w:t>
+      </w:r>
+      <w:proofErr w:type="spellEnd"/>
+      <w:r>
+        <w:t xml:space="preserve"> </w:t>
+      </w:r>
+      <w:proofErr w:type="spellStart"/>
+      <w:r>
+        <w:t>pretplatu</w:t>
+      </w:r>
+      <w:proofErr w:type="spellEnd"/>
+    </w:p>
+    <w:p>
+      <w:pPr>
+        <w:pStyle w:val="StandardWeb"/>
         <w:numPr>
           <w:ilvl w:val="1"/>
           <w:numId w:val="4"/>
         </w:numPr>
       </w:pPr>
-      <w:r>
-        <w:t>termin nije popunjen</w:t>
-      </w:r>
-    </w:p>
-    <w:p>
-      <w:pPr>
-        <w:pStyle w:val="NormalWeb"/>
+      <w:proofErr w:type="spellStart"/>
+      <w:r>
+        <w:t>termin</w:t>
+      </w:r>
+      <w:proofErr w:type="spellEnd"/>
+      <w:r>
+        <w:t xml:space="preserve"> </w:t>
+      </w:r>
+      <w:proofErr w:type="spellStart"/>
+      <w:r>
+        <w:t>nije</w:t>
+      </w:r>
+      <w:proofErr w:type="spellEnd"/>
+      <w:r>
+        <w:t xml:space="preserve"> </w:t>
+      </w:r>
+      <w:proofErr w:type="spellStart"/>
+      <w:r>
+        <w:t>popunjen</w:t>
+      </w:r>
+      <w:proofErr w:type="spellEnd"/>
+    </w:p>
+    <w:p>
+      <w:pPr>
+        <w:pStyle w:val="StandardWeb"/>
         <w:numPr>
           <w:ilvl w:val="0"/>
           <w:numId w:val="4"/>
         </w:numPr>
       </w:pPr>
-      <w:r>
-        <w:t>Otkazivanje rezervacije</w:t>
-      </w:r>
-    </w:p>
-    <w:p>
-      <w:pPr>
-        <w:pStyle w:val="NormalWeb"/>
+      <w:proofErr w:type="spellStart"/>
+      <w:r>
+        <w:t>Otkazivanje</w:t>
+      </w:r>
+      <w:proofErr w:type="spellEnd"/>
+      <w:r>
+        <w:t xml:space="preserve"> </w:t>
+      </w:r>
+      <w:proofErr w:type="spellStart"/>
+      <w:r>
+        <w:t>rezervacije</w:t>
+      </w:r>
+      <w:proofErr w:type="spellEnd"/>
+    </w:p>
+    <w:p>
+      <w:pPr>
+        <w:pStyle w:val="StandardWeb"/>
         <w:numPr>
           <w:ilvl w:val="0"/>
           <w:numId w:val="4"/>
         </w:numPr>
       </w:pPr>
-      <w:r>
-        <w:t>Pregled vlastitih rezervacija</w:t>
-      </w:r>
-    </w:p>
-    <w:p>
-      <w:pPr>
-        <w:pStyle w:val="NormalWeb"/>
+      <w:proofErr w:type="spellStart"/>
+      <w:r>
+        <w:t>Pregled</w:t>
+      </w:r>
+      <w:proofErr w:type="spellEnd"/>
+      <w:r>
+        <w:t xml:space="preserve"> </w:t>
+      </w:r>
+      <w:proofErr w:type="spellStart"/>
+      <w:r>
+        <w:t>vlastitih</w:t>
+      </w:r>
+      <w:proofErr w:type="spellEnd"/>
+      <w:r>
+        <w:t xml:space="preserve"> </w:t>
+      </w:r>
+      <w:proofErr w:type="spellStart"/>
+      <w:r>
+        <w:t>rezervacija</w:t>
+      </w:r>
+      <w:proofErr w:type="spellEnd"/>
+    </w:p>
+    <w:p>
+      <w:pPr>
+        <w:pStyle w:val="StandardWeb"/>
         <w:numPr>
           <w:ilvl w:val="0"/>
           <w:numId w:val="4"/>
         </w:numPr>
       </w:pPr>
-      <w:r>
-        <w:t>Pregled obavijesti</w:t>
-      </w:r>
-    </w:p>
-    <w:p>
-      <w:pPr>
-        <w:pStyle w:val="NormalWeb"/>
+      <w:proofErr w:type="spellStart"/>
+      <w:r>
+        <w:t>Pregled</w:t>
+      </w:r>
+      <w:proofErr w:type="spellEnd"/>
+      <w:r>
+        <w:t xml:space="preserve"> </w:t>
+      </w:r>
+      <w:proofErr w:type="spellStart"/>
+      <w:r>
+        <w:t>obavijesti</w:t>
+      </w:r>
+      <w:proofErr w:type="spellEnd"/>
+    </w:p>
+    <w:p>
+      <w:pPr>
+        <w:pStyle w:val="StandardWeb"/>
         <w:numPr>
           <w:ilvl w:val="0"/>
           <w:numId w:val="4"/>
         </w:numPr>
       </w:pPr>
-      <w:r>
-        <w:t>Pregled cjenika ako nema aktivnu pretplatu</w:t>
-      </w:r>
+      <w:proofErr w:type="spellStart"/>
+      <w:r>
+        <w:t>Pregled</w:t>
+      </w:r>
+      <w:proofErr w:type="spellEnd"/>
+      <w:r>
+        <w:t xml:space="preserve"> </w:t>
+      </w:r>
+      <w:proofErr w:type="spellStart"/>
+      <w:r>
+        <w:t>cjenika</w:t>
+      </w:r>
+      <w:proofErr w:type="spellEnd"/>
+      <w:r>
+        <w:t xml:space="preserve"> </w:t>
+      </w:r>
+      <w:proofErr w:type="spellStart"/>
+      <w:r>
+        <w:t>ako</w:t>
+      </w:r>
+      <w:proofErr w:type="spellEnd"/>
+      <w:r>
+        <w:t xml:space="preserve"> </w:t>
+      </w:r>
+      <w:proofErr w:type="spellStart"/>
+      <w:r>
+        <w:t>nema</w:t>
+      </w:r>
+      <w:proofErr w:type="spellEnd"/>
+      <w:r>
+        <w:t xml:space="preserve"> </w:t>
+      </w:r>
+      <w:proofErr w:type="spellStart"/>
+      <w:r>
+        <w:t>aktivnu</w:t>
+      </w:r>
+      <w:proofErr w:type="spellEnd"/>
+      <w:r>
+        <w:t xml:space="preserve"> </w:t>
+      </w:r>
+      <w:proofErr w:type="spellStart"/>
+      <w:r>
+        <w:t>pretplatu</w:t>
+      </w:r>
+      <w:proofErr w:type="spellEnd"/>
     </w:p>
     <w:p>
       <w:pPr>
@@ -500,166 +1939,324 @@
     </w:p>
     <w:p>
       <w:pPr>
-        <w:pStyle w:val="NormalWeb"/>
-      </w:pPr>
-      <w:r>
-        <w:t>Sustav mora omogućiti:</w:t>
-      </w:r>
-    </w:p>
-    <w:p>
-      <w:pPr>
-        <w:pStyle w:val="NormalWeb"/>
+        <w:pStyle w:val="StandardWeb"/>
+      </w:pPr>
+      <w:proofErr w:type="spellStart"/>
+      <w:r>
+        <w:t>Sustav</w:t>
+      </w:r>
+      <w:proofErr w:type="spellEnd"/>
+      <w:r>
+        <w:t xml:space="preserve"> mora </w:t>
+      </w:r>
+      <w:proofErr w:type="spellStart"/>
+      <w:r>
+        <w:t>omogućiti</w:t>
+      </w:r>
+      <w:proofErr w:type="spellEnd"/>
+      <w:r>
+        <w:t>:</w:t>
+      </w:r>
+    </w:p>
+    <w:p>
+      <w:pPr>
+        <w:pStyle w:val="StandardWeb"/>
         <w:numPr>
           <w:ilvl w:val="0"/>
           <w:numId w:val="5"/>
         </w:numPr>
       </w:pPr>
-      <w:r>
-        <w:t>Kreiranje termina</w:t>
-      </w:r>
-    </w:p>
-    <w:p>
-      <w:pPr>
-        <w:pStyle w:val="NormalWeb"/>
+      <w:proofErr w:type="spellStart"/>
+      <w:r>
+        <w:t>Kreiranje</w:t>
+      </w:r>
+      <w:proofErr w:type="spellEnd"/>
+      <w:r>
+        <w:t xml:space="preserve"> termina</w:t>
+      </w:r>
+    </w:p>
+    <w:p>
+      <w:pPr>
+        <w:pStyle w:val="StandardWeb"/>
         <w:numPr>
           <w:ilvl w:val="0"/>
           <w:numId w:val="5"/>
         </w:numPr>
       </w:pPr>
-      <w:r>
-        <w:t>Definiranje:</w:t>
-      </w:r>
-    </w:p>
-    <w:p>
-      <w:pPr>
-        <w:pStyle w:val="NormalWeb"/>
+      <w:proofErr w:type="spellStart"/>
+      <w:r>
+        <w:t>Definiranje</w:t>
+      </w:r>
+      <w:proofErr w:type="spellEnd"/>
+      <w:r>
+        <w:t>:</w:t>
+      </w:r>
+    </w:p>
+    <w:p>
+      <w:pPr>
+        <w:pStyle w:val="StandardWeb"/>
         <w:numPr>
           <w:ilvl w:val="1"/>
           <w:numId w:val="5"/>
         </w:numPr>
       </w:pPr>
+      <w:proofErr w:type="spellStart"/>
       <w:r>
         <w:t>datuma</w:t>
       </w:r>
-    </w:p>
-    <w:p>
-      <w:pPr>
-        <w:pStyle w:val="NormalWeb"/>
+      <w:proofErr w:type="spellEnd"/>
+    </w:p>
+    <w:p>
+      <w:pPr>
+        <w:pStyle w:val="StandardWeb"/>
         <w:numPr>
           <w:ilvl w:val="1"/>
           <w:numId w:val="5"/>
         </w:numPr>
       </w:pPr>
+      <w:proofErr w:type="spellStart"/>
       <w:r>
         <w:t>vremena</w:t>
       </w:r>
-    </w:p>
-    <w:p>
-      <w:pPr>
-        <w:pStyle w:val="NormalWeb"/>
+      <w:proofErr w:type="spellEnd"/>
+    </w:p>
+    <w:p>
+      <w:pPr>
+        <w:pStyle w:val="StandardWeb"/>
         <w:numPr>
           <w:ilvl w:val="1"/>
           <w:numId w:val="5"/>
         </w:numPr>
       </w:pPr>
+      <w:proofErr w:type="spellStart"/>
       <w:r>
         <w:t>trajanja</w:t>
       </w:r>
-    </w:p>
-    <w:p>
-      <w:pPr>
-        <w:pStyle w:val="NormalWeb"/>
+      <w:proofErr w:type="spellEnd"/>
+    </w:p>
+    <w:p>
+      <w:pPr>
+        <w:pStyle w:val="StandardWeb"/>
         <w:numPr>
           <w:ilvl w:val="1"/>
           <w:numId w:val="5"/>
         </w:numPr>
       </w:pPr>
-      <w:r>
-        <w:t>vrste treninga</w:t>
-      </w:r>
-    </w:p>
-    <w:p>
-      <w:pPr>
-        <w:pStyle w:val="NormalWeb"/>
+      <w:proofErr w:type="spellStart"/>
+      <w:r>
+        <w:t>vrste</w:t>
+      </w:r>
+      <w:proofErr w:type="spellEnd"/>
+      <w:r>
+        <w:t xml:space="preserve"> </w:t>
+      </w:r>
+      <w:proofErr w:type="spellStart"/>
+      <w:r>
+        <w:t>treninga</w:t>
+      </w:r>
+      <w:proofErr w:type="spellEnd"/>
+    </w:p>
+    <w:p>
+      <w:pPr>
+        <w:pStyle w:val="StandardWeb"/>
         <w:numPr>
           <w:ilvl w:val="1"/>
           <w:numId w:val="5"/>
         </w:numPr>
       </w:pPr>
-      <w:r>
-        <w:t>maksimalnog broja polaznika</w:t>
-      </w:r>
-    </w:p>
-    <w:p>
-      <w:pPr>
-        <w:pStyle w:val="NormalWeb"/>
+      <w:proofErr w:type="spellStart"/>
+      <w:r>
+        <w:t>maksimalnog</w:t>
+      </w:r>
+      <w:proofErr w:type="spellEnd"/>
+      <w:r>
+        <w:t xml:space="preserve"> </w:t>
+      </w:r>
+      <w:proofErr w:type="spellStart"/>
+      <w:r>
+        <w:t>broja</w:t>
+      </w:r>
+      <w:proofErr w:type="spellEnd"/>
+      <w:r>
+        <w:t xml:space="preserve"> </w:t>
+      </w:r>
+      <w:proofErr w:type="spellStart"/>
+      <w:r>
+        <w:t>polaznika</w:t>
+      </w:r>
+      <w:proofErr w:type="spellEnd"/>
+    </w:p>
+    <w:p>
+      <w:pPr>
+        <w:pStyle w:val="StandardWeb"/>
         <w:numPr>
           <w:ilvl w:val="1"/>
           <w:numId w:val="5"/>
         </w:numPr>
       </w:pPr>
+      <w:proofErr w:type="spellStart"/>
       <w:r>
         <w:t>opisa</w:t>
       </w:r>
-    </w:p>
-    <w:p>
-      <w:pPr>
-        <w:pStyle w:val="NormalWeb"/>
+      <w:proofErr w:type="spellEnd"/>
+    </w:p>
+    <w:p>
+      <w:pPr>
+        <w:pStyle w:val="StandardWeb"/>
         <w:numPr>
           <w:ilvl w:val="0"/>
           <w:numId w:val="5"/>
         </w:numPr>
       </w:pPr>
-      <w:r>
-        <w:t>Uređivanje termina</w:t>
-      </w:r>
-    </w:p>
-    <w:p>
-      <w:pPr>
-        <w:pStyle w:val="NormalWeb"/>
+      <w:proofErr w:type="spellStart"/>
+      <w:r>
+        <w:t>Uređivanje</w:t>
+      </w:r>
+      <w:proofErr w:type="spellEnd"/>
+      <w:r>
+        <w:t xml:space="preserve"> termina</w:t>
+      </w:r>
+    </w:p>
+    <w:p>
+      <w:pPr>
+        <w:pStyle w:val="StandardWeb"/>
         <w:numPr>
           <w:ilvl w:val="0"/>
           <w:numId w:val="5"/>
         </w:numPr>
       </w:pPr>
-      <w:r>
-        <w:t>Brisanje termina</w:t>
-      </w:r>
-    </w:p>
-    <w:p>
-      <w:pPr>
-        <w:pStyle w:val="NormalWeb"/>
+      <w:proofErr w:type="spellStart"/>
+      <w:r>
+        <w:t>Brisanje</w:t>
+      </w:r>
+      <w:proofErr w:type="spellEnd"/>
+      <w:r>
+        <w:t xml:space="preserve"> termina</w:t>
+      </w:r>
+    </w:p>
+    <w:p>
+      <w:pPr>
+        <w:pStyle w:val="StandardWeb"/>
         <w:numPr>
           <w:ilvl w:val="0"/>
           <w:numId w:val="5"/>
         </w:numPr>
       </w:pPr>
-      <w:r>
-        <w:t>Pregled rezervacija po terminu</w:t>
-      </w:r>
-    </w:p>
-    <w:p>
-      <w:pPr>
-        <w:pStyle w:val="NormalWeb"/>
+      <w:proofErr w:type="spellStart"/>
+      <w:r>
+        <w:t>Pregled</w:t>
+      </w:r>
+      <w:proofErr w:type="spellEnd"/>
+      <w:r>
+        <w:t xml:space="preserve"> </w:t>
+      </w:r>
+      <w:proofErr w:type="spellStart"/>
+      <w:r>
+        <w:t>rezervacija</w:t>
+      </w:r>
+      <w:proofErr w:type="spellEnd"/>
+      <w:r>
+        <w:t xml:space="preserve"> po </w:t>
+      </w:r>
+      <w:proofErr w:type="spellStart"/>
+      <w:r>
+        <w:t>terminu</w:t>
+      </w:r>
+      <w:proofErr w:type="spellEnd"/>
+    </w:p>
+    <w:p>
+      <w:pPr>
+        <w:pStyle w:val="StandardWeb"/>
         <w:numPr>
           <w:ilvl w:val="0"/>
           <w:numId w:val="5"/>
         </w:numPr>
       </w:pPr>
-      <w:r>
-        <w:t>Upravljanje statusom pretplate korisnika</w:t>
-      </w:r>
-    </w:p>
-    <w:p>
-      <w:pPr>
-        <w:pStyle w:val="NormalWeb"/>
+      <w:proofErr w:type="spellStart"/>
+      <w:r>
+        <w:t>Upravljanje</w:t>
+      </w:r>
+      <w:proofErr w:type="spellEnd"/>
+      <w:r>
+        <w:t xml:space="preserve"> </w:t>
+      </w:r>
+      <w:proofErr w:type="spellStart"/>
+      <w:r>
+        <w:t>statusom</w:t>
+      </w:r>
+      <w:proofErr w:type="spellEnd"/>
+      <w:r>
+        <w:t xml:space="preserve"> </w:t>
+      </w:r>
+      <w:proofErr w:type="spellStart"/>
+      <w:r>
+        <w:t>pretplate</w:t>
+      </w:r>
+      <w:proofErr w:type="spellEnd"/>
+      <w:r>
+        <w:t xml:space="preserve"> </w:t>
+      </w:r>
+      <w:proofErr w:type="spellStart"/>
+      <w:r>
+        <w:t>korisnika</w:t>
+      </w:r>
+      <w:proofErr w:type="spellEnd"/>
+    </w:p>
+    <w:p>
+      <w:pPr>
+        <w:pStyle w:val="StandardWeb"/>
         <w:numPr>
           <w:ilvl w:val="0"/>
           <w:numId w:val="5"/>
         </w:numPr>
       </w:pPr>
-      <w:r>
-        <w:t>Generiranje obavijesti pri promjeni ili otkazivanju termina</w:t>
+      <w:proofErr w:type="spellStart"/>
+      <w:r>
+        <w:t>Generiranje</w:t>
+      </w:r>
+      <w:proofErr w:type="spellEnd"/>
+      <w:r>
+        <w:t xml:space="preserve"> </w:t>
+      </w:r>
+      <w:proofErr w:type="spellStart"/>
+      <w:r>
+        <w:t>obavijesti</w:t>
+      </w:r>
+      <w:proofErr w:type="spellEnd"/>
+      <w:r>
+        <w:t xml:space="preserve"> </w:t>
+      </w:r>
+      <w:proofErr w:type="spellStart"/>
+      <w:r>
+        <w:t>pri</w:t>
+      </w:r>
+      <w:proofErr w:type="spellEnd"/>
+      <w:r>
+        <w:t xml:space="preserve"> </w:t>
+      </w:r>
+      <w:proofErr w:type="spellStart"/>
+      <w:r>
+        <w:t>promjeni</w:t>
+      </w:r>
+      <w:proofErr w:type="spellEnd"/>
+      <w:r>
+        <w:t xml:space="preserve"> </w:t>
+      </w:r>
+      <w:proofErr w:type="spellStart"/>
+      <w:r>
+        <w:t>ili</w:t>
+      </w:r>
+      <w:proofErr w:type="spellEnd"/>
+      <w:r>
+        <w:t xml:space="preserve"> </w:t>
+      </w:r>
+      <w:proofErr w:type="spellStart"/>
+      <w:r>
+        <w:t>otkazivanju</w:t>
+      </w:r>
+      <w:proofErr w:type="spellEnd"/>
+      <w:r>
+        <w:t xml:space="preserve"> termina</w:t>
       </w:r>
     </w:p>
     <w:p>
@@ -683,7 +2280,7 @@
 </file>
 
 <file path=word/numbering.xml><?xml version="1.0" encoding="utf-8"?>
-<w:numbering xmlns:wpc="http://schemas.microsoft.com/office/word/2010/wordprocessingCanvas" xmlns:cx="http://schemas.microsoft.com/office/drawing/2014/chartex" xmlns:cx1="http://schemas.microsoft.com/office/drawing/2015/9/8/chartex" xmlns:cx2="http://schemas.microsoft.com/office/drawing/2015/10/21/chartex" xmlns:cx3="http://schemas.microsoft.com/office/drawing/2016/5/9/chartex" xmlns:cx4="http://schemas.microsoft.com/office/drawing/2016/5/10/chartex" xmlns:cx5="http://schemas.microsoft.com/office/drawing/2016/5/11/chartex" xmlns:cx6="http://schemas.microsoft.com/office/drawing/2016/5/12/chartex" xmlns:cx7="http://schemas.microsoft.com/office/drawing/2016/5/13/chartex" xmlns:cx8="http://schemas.microsoft.com/office/drawing/2016/5/14/chartex" xmlns:mc="http://schemas.openxmlformats.org/markup-compatibility/2006" xmlns:aink="http://schemas.microsoft.com/office/drawing/2016/ink" xmlns:am3d="http://schemas.microsoft.com/office/drawing/2017/model3d" xmlns:o="urn:schemas-microsoft-com:office:office" xmlns:r="http://schemas.openxmlformats.org/officeDocument/2006/relationships" xmlns:m="http://schemas.openxmlformats.org/officeDocument/2006/math" xmlns:v="urn:schemas-microsoft-com:vml" xmlns:wp14="http://schemas.microsoft.com/office/word/2010/wordprocessingDrawing" xmlns:wp="http://schemas.openxmlformats.org/drawingml/2006/wordprocessingDrawing" xmlns:w10="urn:schemas-microsoft-com:office:word" xmlns:w="http://schemas.openxmlformats.org/wordprocessingml/2006/main" xmlns:w14="http://schemas.microsoft.com/office/word/2010/wordml" xmlns:w15="http://schemas.microsoft.com/office/word/2012/wordml" xmlns:w16cex="http://schemas.microsoft.com/office/word/2018/wordml/cex" xmlns:w16cid="http://schemas.microsoft.com/office/word/2016/wordml/cid" xmlns:w16="http://schemas.microsoft.com/office/word/2018/wordml" xmlns:w16sdtdh="http://schemas.microsoft.com/office/word/2020/wordml/sdtdatahash" xmlns:w16se="http://schemas.microsoft.com/office/word/2015/wordml/symex" xmlns:wpg="http://schemas.microsoft.com/office/word/2010/wordprocessingGroup" xmlns:wpi="http://schemas.microsoft.com/office/word/2010/wordprocessingInk" xmlns:wne="http://schemas.microsoft.com/office/word/2006/wordml" xmlns:wps="http://schemas.microsoft.com/office/word/2010/wordprocessingShape" mc:Ignorable="w14 w15 w16se w16cid w16 w16cex w16sdtdh wp14">
+<w:numbering xmlns:wpc="http://schemas.microsoft.com/office/word/2010/wordprocessingCanvas" xmlns:cx="http://schemas.microsoft.com/office/drawing/2014/chartex" xmlns:cx1="http://schemas.microsoft.com/office/drawing/2015/9/8/chartex" xmlns:cx2="http://schemas.microsoft.com/office/drawing/2015/10/21/chartex" xmlns:cx3="http://schemas.microsoft.com/office/drawing/2016/5/9/chartex" xmlns:cx4="http://schemas.microsoft.com/office/drawing/2016/5/10/chartex" xmlns:cx5="http://schemas.microsoft.com/office/drawing/2016/5/11/chartex" xmlns:cx6="http://schemas.microsoft.com/office/drawing/2016/5/12/chartex" xmlns:cx7="http://schemas.microsoft.com/office/drawing/2016/5/13/chartex" xmlns:cx8="http://schemas.microsoft.com/office/drawing/2016/5/14/chartex" xmlns:mc="http://schemas.openxmlformats.org/markup-compatibility/2006" xmlns:aink="http://schemas.microsoft.com/office/drawing/2016/ink" xmlns:am3d="http://schemas.microsoft.com/office/drawing/2017/model3d" xmlns:o="urn:schemas-microsoft-com:office:office" xmlns:oel="http://schemas.microsoft.com/office/2019/extlst" xmlns:r="http://schemas.openxmlformats.org/officeDocument/2006/relationships" xmlns:m="http://schemas.openxmlformats.org/officeDocument/2006/math" xmlns:v="urn:schemas-microsoft-com:vml" xmlns:wp14="http://schemas.microsoft.com/office/word/2010/wordprocessingDrawing" xmlns:wp="http://schemas.openxmlformats.org/drawingml/2006/wordprocessingDrawing" xmlns:w10="urn:schemas-microsoft-com:office:word" xmlns:w="http://schemas.openxmlformats.org/wordprocessingml/2006/main" xmlns:w14="http://schemas.microsoft.com/office/word/2010/wordml" xmlns:w15="http://schemas.microsoft.com/office/word/2012/wordml" xmlns:w16cex="http://schemas.microsoft.com/office/word/2018/wordml/cex" xmlns:w16cid="http://schemas.microsoft.com/office/word/2016/wordml/cid" xmlns:w16="http://schemas.microsoft.com/office/word/2018/wordml" xmlns:w16du="http://schemas.microsoft.com/office/word/2023/wordml/word16du" xmlns:w16sdtdh="http://schemas.microsoft.com/office/word/2020/wordml/sdtdatahash" xmlns:w16sdtfl="http://schemas.microsoft.com/office/word/2024/wordml/sdtformatlock" xmlns:w16se="http://schemas.microsoft.com/office/word/2015/wordml/symex" xmlns:wpg="http://schemas.microsoft.com/office/word/2010/wordprocessingGroup" xmlns:wpi="http://schemas.microsoft.com/office/word/2010/wordprocessingInk" xmlns:wne="http://schemas.microsoft.com/office/word/2006/wordml" xmlns:wps="http://schemas.microsoft.com/office/word/2010/wordprocessingShape" mc:Ignorable="w14 w15 w16se w16cid w16 w16cex w16sdtdh w16sdtfl w16du wp14">
   <w:abstractNum w:abstractNumId="0" w15:restartNumberingAfterBreak="0">
     <w:nsid w:val="09413753"/>
     <w:multiLevelType w:val="hybridMultilevel"/>
@@ -1272,26 +2869,26 @@
       </w:pPr>
     </w:lvl>
   </w:abstractNum>
-  <w:num w:numId="1">
+  <w:num w:numId="1" w16cid:durableId="15205057">
     <w:abstractNumId w:val="0"/>
   </w:num>
-  <w:num w:numId="2">
+  <w:num w:numId="2" w16cid:durableId="1682463082">
     <w:abstractNumId w:val="4"/>
   </w:num>
-  <w:num w:numId="3">
+  <w:num w:numId="3" w16cid:durableId="444545552">
     <w:abstractNumId w:val="3"/>
   </w:num>
-  <w:num w:numId="4">
+  <w:num w:numId="4" w16cid:durableId="2143037100">
     <w:abstractNumId w:val="2"/>
   </w:num>
-  <w:num w:numId="5">
+  <w:num w:numId="5" w16cid:durableId="440153686">
     <w:abstractNumId w:val="1"/>
   </w:num>
 </w:numbering>
 </file>
 
 <file path=word/styles.xml><?xml version="1.0" encoding="utf-8"?>
-<w:styles xmlns:mc="http://schemas.openxmlformats.org/markup-compatibility/2006" xmlns:r="http://schemas.openxmlformats.org/officeDocument/2006/relationships" xmlns:w="http://schemas.openxmlformats.org/wordprocessingml/2006/main" xmlns:w14="http://schemas.microsoft.com/office/word/2010/wordml" xmlns:w15="http://schemas.microsoft.com/office/word/2012/wordml" xmlns:w16cex="http://schemas.microsoft.com/office/word/2018/wordml/cex" xmlns:w16cid="http://schemas.microsoft.com/office/word/2016/wordml/cid" xmlns:w16="http://schemas.microsoft.com/office/word/2018/wordml" xmlns:w16sdtdh="http://schemas.microsoft.com/office/word/2020/wordml/sdtdatahash" xmlns:w16se="http://schemas.microsoft.com/office/word/2015/wordml/symex" mc:Ignorable="w14 w15 w16se w16cid w16 w16cex w16sdtdh">
+<w:styles xmlns:mc="http://schemas.openxmlformats.org/markup-compatibility/2006" xmlns:r="http://schemas.openxmlformats.org/officeDocument/2006/relationships" xmlns:w="http://schemas.openxmlformats.org/wordprocessingml/2006/main" xmlns:w14="http://schemas.microsoft.com/office/word/2010/wordml" xmlns:w15="http://schemas.microsoft.com/office/word/2012/wordml" xmlns:w16cex="http://schemas.microsoft.com/office/word/2018/wordml/cex" xmlns:w16cid="http://schemas.microsoft.com/office/word/2016/wordml/cid" xmlns:w16="http://schemas.microsoft.com/office/word/2018/wordml" xmlns:w16du="http://schemas.microsoft.com/office/word/2023/wordml/word16du" xmlns:w16sdtdh="http://schemas.microsoft.com/office/word/2020/wordml/sdtdatahash" xmlns:w16sdtfl="http://schemas.microsoft.com/office/word/2024/wordml/sdtformatlock" xmlns:w16se="http://schemas.microsoft.com/office/word/2015/wordml/symex" mc:Ignorable="w14 w15 w16se w16cid w16 w16cex w16sdtdh w16sdtfl w16du">
   <w:docDefaults>
     <w:rPrDefault>
       <w:rPr>
@@ -1689,11 +3286,11 @@
     <w:name w:val="Normal"/>
     <w:qFormat/>
   </w:style>
-  <w:style w:type="paragraph" w:styleId="Heading1">
+  <w:style w:type="paragraph" w:styleId="Naslov1">
     <w:name w:val="heading 1"/>
     <w:basedOn w:val="Normal"/>
     <w:next w:val="Normal"/>
-    <w:link w:val="Heading1Char"/>
+    <w:link w:val="Naslov1Char"/>
     <w:uiPriority w:val="9"/>
     <w:qFormat/>
     <w:rsid w:val="00785574"/>
@@ -1710,11 +3307,11 @@
       <w:szCs w:val="32"/>
     </w:rPr>
   </w:style>
-  <w:style w:type="paragraph" w:styleId="Heading2">
+  <w:style w:type="paragraph" w:styleId="Naslov2">
     <w:name w:val="heading 2"/>
     <w:basedOn w:val="Normal"/>
     <w:next w:val="Normal"/>
-    <w:link w:val="Heading2Char"/>
+    <w:link w:val="Naslov2Char"/>
     <w:uiPriority w:val="9"/>
     <w:semiHidden/>
     <w:unhideWhenUsed/>
@@ -1733,13 +3330,13 @@
       <w:szCs w:val="26"/>
     </w:rPr>
   </w:style>
-  <w:style w:type="character" w:default="1" w:styleId="DefaultParagraphFont">
+  <w:style w:type="character" w:default="1" w:styleId="Zadanifontodlomka">
     <w:name w:val="Default Paragraph Font"/>
     <w:uiPriority w:val="1"/>
     <w:semiHidden/>
     <w:unhideWhenUsed/>
   </w:style>
-  <w:style w:type="table" w:default="1" w:styleId="TableNormal">
+  <w:style w:type="table" w:default="1" w:styleId="Obinatablica">
     <w:name w:val="Normal Table"/>
     <w:uiPriority w:val="99"/>
     <w:semiHidden/>
@@ -1754,16 +3351,16 @@
       </w:tblCellMar>
     </w:tblPr>
   </w:style>
-  <w:style w:type="numbering" w:default="1" w:styleId="NoList">
+  <w:style w:type="numbering" w:default="1" w:styleId="Bezpopisa">
     <w:name w:val="No List"/>
     <w:uiPriority w:val="99"/>
     <w:semiHidden/>
     <w:unhideWhenUsed/>
   </w:style>
-  <w:style w:type="character" w:customStyle="1" w:styleId="Heading1Char">
-    <w:name w:val="Heading 1 Char"/>
-    <w:basedOn w:val="DefaultParagraphFont"/>
-    <w:link w:val="Heading1"/>
+  <w:style w:type="character" w:customStyle="1" w:styleId="Naslov1Char">
+    <w:name w:val="Naslov 1 Char"/>
+    <w:basedOn w:val="Zadanifontodlomka"/>
+    <w:link w:val="Naslov1"/>
     <w:uiPriority w:val="9"/>
     <w:rsid w:val="00785574"/>
     <w:rPr>
@@ -1773,7 +3370,7 @@
       <w:szCs w:val="32"/>
     </w:rPr>
   </w:style>
-  <w:style w:type="paragraph" w:styleId="ListParagraph">
+  <w:style w:type="paragraph" w:styleId="Odlomakpopisa">
     <w:name w:val="List Paragraph"/>
     <w:basedOn w:val="Normal"/>
     <w:uiPriority w:val="34"/>
@@ -1784,10 +3381,10 @@
       <w:contextualSpacing/>
     </w:pPr>
   </w:style>
-  <w:style w:type="character" w:customStyle="1" w:styleId="Heading2Char">
-    <w:name w:val="Heading 2 Char"/>
-    <w:basedOn w:val="DefaultParagraphFont"/>
-    <w:link w:val="Heading2"/>
+  <w:style w:type="character" w:customStyle="1" w:styleId="Naslov2Char">
+    <w:name w:val="Naslov 2 Char"/>
+    <w:basedOn w:val="Zadanifontodlomka"/>
+    <w:link w:val="Naslov2"/>
     <w:uiPriority w:val="9"/>
     <w:semiHidden/>
     <w:rsid w:val="00981330"/>
@@ -1798,7 +3395,7 @@
       <w:szCs w:val="26"/>
     </w:rPr>
   </w:style>
-  <w:style w:type="paragraph" w:styleId="NormalWeb">
+  <w:style w:type="paragraph" w:styleId="StandardWeb">
     <w:name w:val="Normal (Web)"/>
     <w:basedOn w:val="Normal"/>
     <w:uiPriority w:val="99"/>
